--- a/Разработка интерфейсов пользавателя/Лабы/Лабораторная работа #2.docx
+++ b/Разработка интерфейсов пользавателя/Лабы/Лабораторная работа #2.docx
@@ -1,6 +1,6 @@
 
 <file path=word/document.xml><?xml version="1.0" encoding="utf-8"?>
-<w:document xmlns:wpc="http://schemas.microsoft.com/office/word/2010/wordprocessingCanvas" xmlns:cx="http://schemas.microsoft.com/office/drawing/2014/chartex" xmlns:cx1="http://schemas.microsoft.com/office/drawing/2015/9/8/chartex" xmlns:cx2="http://schemas.microsoft.com/office/drawing/2015/10/21/chartex" xmlns:cx3="http://schemas.microsoft.com/office/drawing/2016/5/9/chartex" xmlns:cx4="http://schemas.microsoft.com/office/drawing/2016/5/10/chartex" xmlns:cx5="http://schemas.microsoft.com/office/drawing/2016/5/11/chartex" xmlns:cx6="http://schemas.microsoft.com/office/drawing/2016/5/12/chartex" xmlns:cx7="http://schemas.microsoft.com/office/drawing/2016/5/13/chartex" xmlns:cx8="http://schemas.microsoft.com/office/drawing/2016/5/14/chartex" xmlns:mc="http://schemas.openxmlformats.org/markup-compatibility/2006" xmlns:aink="http://schemas.microsoft.com/office/drawing/2016/ink" xmlns:am3d="http://schemas.microsoft.com/office/drawing/2017/model3d" xmlns:o="urn:schemas-microsoft-com:office:office" xmlns:r="http://schemas.openxmlformats.org/officeDocument/2006/relationships" xmlns:m="http://schemas.openxmlformats.org/officeDocument/2006/math" xmlns:v="urn:schemas-microsoft-com:vml" xmlns:wp14="http://schemas.microsoft.com/office/word/2010/wordprocessingDrawing" xmlns:wp="http://schemas.openxmlformats.org/drawingml/2006/wordprocessingDrawing" xmlns:w10="urn:schemas-microsoft-com:office:word" xmlns:w="http://schemas.openxmlformats.org/wordprocessingml/2006/main" xmlns:w14="http://schemas.microsoft.com/office/word/2010/wordml" xmlns:w15="http://schemas.microsoft.com/office/word/2012/wordml" xmlns:w16cex="http://schemas.microsoft.com/office/word/2018/wordml/cex" xmlns:w16cid="http://schemas.microsoft.com/office/word/2016/wordml/cid" xmlns:w16="http://schemas.microsoft.com/office/word/2018/wordml" xmlns:w16sdtdh="http://schemas.microsoft.com/office/word/2020/wordml/sdtdatahash" xmlns:w16se="http://schemas.microsoft.com/office/word/2015/wordml/symex" xmlns:wpg="http://schemas.microsoft.com/office/word/2010/wordprocessingGroup" xmlns:wpi="http://schemas.microsoft.com/office/word/2010/wordprocessingInk" xmlns:wne="http://schemas.microsoft.com/office/word/2006/wordml" xmlns:wps="http://schemas.microsoft.com/office/word/2010/wordprocessingShape" mc:Ignorable="w14 w15 w16se w16cid w16 w16cex w16sdtdh wp14">
+<w:document xmlns:wpc="http://schemas.microsoft.com/office/word/2010/wordprocessingCanvas" xmlns:cx="http://schemas.microsoft.com/office/drawing/2014/chartex" xmlns:cx1="http://schemas.microsoft.com/office/drawing/2015/9/8/chartex" xmlns:cx2="http://schemas.microsoft.com/office/drawing/2015/10/21/chartex" xmlns:cx3="http://schemas.microsoft.com/office/drawing/2016/5/9/chartex" xmlns:cx4="http://schemas.microsoft.com/office/drawing/2016/5/10/chartex" xmlns:cx5="http://schemas.microsoft.com/office/drawing/2016/5/11/chartex" xmlns:cx6="http://schemas.microsoft.com/office/drawing/2016/5/12/chartex" xmlns:cx7="http://schemas.microsoft.com/office/drawing/2016/5/13/chartex" xmlns:cx8="http://schemas.microsoft.com/office/drawing/2016/5/14/chartex" xmlns:mc="http://schemas.openxmlformats.org/markup-compatibility/2006" xmlns:aink="http://schemas.microsoft.com/office/drawing/2016/ink" xmlns:am3d="http://schemas.microsoft.com/office/drawing/2017/model3d" xmlns:o="urn:schemas-microsoft-com:office:office" xmlns:oel="http://schemas.microsoft.com/office/2019/extlst" xmlns:r="http://schemas.openxmlformats.org/officeDocument/2006/relationships" xmlns:m="http://schemas.openxmlformats.org/officeDocument/2006/math" xmlns:v="urn:schemas-microsoft-com:vml" xmlns:wp14="http://schemas.microsoft.com/office/word/2010/wordprocessingDrawing" xmlns:wp="http://schemas.openxmlformats.org/drawingml/2006/wordprocessingDrawing" xmlns:w10="urn:schemas-microsoft-com:office:word" xmlns:w="http://schemas.openxmlformats.org/wordprocessingml/2006/main" xmlns:w14="http://schemas.microsoft.com/office/word/2010/wordml" xmlns:w15="http://schemas.microsoft.com/office/word/2012/wordml" xmlns:w16cex="http://schemas.microsoft.com/office/word/2018/wordml/cex" xmlns:w16cid="http://schemas.microsoft.com/office/word/2016/wordml/cid" xmlns:w16="http://schemas.microsoft.com/office/word/2018/wordml" xmlns:w16du="http://schemas.microsoft.com/office/word/2023/wordml/word16du" xmlns:w16sdtdh="http://schemas.microsoft.com/office/word/2020/wordml/sdtdatahash" xmlns:w16sdtfl="http://schemas.microsoft.com/office/word/2024/wordml/sdtformatlock" xmlns:w16se="http://schemas.microsoft.com/office/word/2015/wordml/symex" xmlns:wpg="http://schemas.microsoft.com/office/word/2010/wordprocessingGroup" xmlns:wpi="http://schemas.microsoft.com/office/word/2010/wordprocessingInk" xmlns:wne="http://schemas.microsoft.com/office/word/2006/wordml" xmlns:wps="http://schemas.microsoft.com/office/word/2010/wordprocessingShape" mc:Ignorable="w14 w15 w16se w16cid w16 w16cex w16sdtdh w16sdtfl w16du wp14">
   <w:body>
     <w:p>
       <w:pPr>
@@ -134,7 +134,15 @@
         <w:t>.</w:t>
       </w:r>
       <w:r>
-        <w:t xml:space="preserve"> Получить практические навыки по количественной оценке интерфейса на этапе низкоуровневого проектирования. </w:t>
+        <w:t xml:space="preserve"> Получить практические </w:t>
+      </w:r>
+      <w:proofErr w:type="gramStart"/>
+      <w:r>
+        <w:t>навыки по количественной оценке</w:t>
+      </w:r>
+      <w:proofErr w:type="gramEnd"/>
+      <w:r>
+        <w:t xml:space="preserve"> интерфейса на этапе низкоуровневого проектирования. </w:t>
       </w:r>
     </w:p>
     <w:p>
@@ -384,14 +392,13 @@
       <w:r>
         <w:rPr>
           <w:rFonts w:cs="Times New Roman"/>
-          <w:noProof/>
           <w:szCs w:val="28"/>
         </w:rPr>
         <w:drawing>
-          <wp:inline distT="0" distB="0" distL="0" distR="0" wp14:anchorId="3038EACA" wp14:editId="5619BF93">
-            <wp:extent cx="5940425" cy="3674745"/>
-            <wp:effectExtent l="0" t="0" r="3175" b="1905"/>
-            <wp:docPr id="1" name="Рисунок 1"/>
+          <wp:inline distT="0" distB="0" distL="0" distR="0" wp14:anchorId="60E4760E" wp14:editId="275A64D6">
+            <wp:extent cx="5940425" cy="3497580"/>
+            <wp:effectExtent l="0" t="0" r="3175" b="7620"/>
+            <wp:docPr id="428095592" name="Рисунок 1"/>
             <wp:cNvGraphicFramePr>
               <a:graphicFrameLocks xmlns:a="http://schemas.openxmlformats.org/drawingml/2006/main" noChangeAspect="1"/>
             </wp:cNvGraphicFramePr>
@@ -399,7 +406,7 @@
               <a:graphicData uri="http://schemas.openxmlformats.org/drawingml/2006/picture">
                 <pic:pic xmlns:pic="http://schemas.openxmlformats.org/drawingml/2006/picture">
                   <pic:nvPicPr>
-                    <pic:cNvPr id="1" name=""/>
+                    <pic:cNvPr id="428095592" name=""/>
                     <pic:cNvPicPr/>
                   </pic:nvPicPr>
                   <pic:blipFill>
@@ -411,7 +418,7 @@
                   <pic:spPr>
                     <a:xfrm>
                       <a:off x="0" y="0"/>
-                      <a:ext cx="5940425" cy="3674745"/>
+                      <a:ext cx="5940425" cy="3497580"/>
                     </a:xfrm>
                     <a:prstGeom prst="rect">
                       <a:avLst/>
@@ -451,8 +458,27 @@
       </w:pPr>
     </w:p>
     <w:p>
-      <w:r>
-        <w:t xml:space="preserve">Стартовая страница с которой начинает пользователь – это журнал заказов, слева есть общее меню навигации по которому пользователь может попасть на оставшиеся основные формы: </w:t>
+      <w:proofErr w:type="gramStart"/>
+      <w:r>
+        <w:t>Стартовая</w:t>
+      </w:r>
+      <w:r>
+        <w:t xml:space="preserve"> </w:t>
+      </w:r>
+      <w:r>
+        <w:t>страница</w:t>
+      </w:r>
+      <w:proofErr w:type="gramEnd"/>
+      <w:r>
+        <w:t xml:space="preserve"> с которой начинает пользователь – это журнал заказов, слева есть общее меню </w:t>
+      </w:r>
+      <w:proofErr w:type="gramStart"/>
+      <w:r>
+        <w:t>навигации</w:t>
+      </w:r>
+      <w:proofErr w:type="gramEnd"/>
+      <w:r>
+        <w:t xml:space="preserve"> по которому пользователь может попасть на оставшиеся основные формы: </w:t>
       </w:r>
       <w:r>
         <w:t>ж</w:t>
@@ -523,15 +549,14 @@
       <w:r>
         <w:rPr>
           <w:rFonts w:cs="Times New Roman"/>
-          <w:noProof/>
           <w:szCs w:val="28"/>
         </w:rPr>
         <w:lastRenderedPageBreak/>
         <w:drawing>
-          <wp:inline distT="0" distB="0" distL="0" distR="0" wp14:anchorId="3F3EE658" wp14:editId="6FF266D8">
-            <wp:extent cx="5940425" cy="3536315"/>
-            <wp:effectExtent l="0" t="0" r="3175" b="6985"/>
-            <wp:docPr id="12" name="Рисунок 12"/>
+          <wp:inline distT="0" distB="0" distL="0" distR="0" wp14:anchorId="5ED6D56A" wp14:editId="0A1E9AC3">
+            <wp:extent cx="5940425" cy="3512185"/>
+            <wp:effectExtent l="0" t="0" r="3175" b="0"/>
+            <wp:docPr id="215326276" name="Рисунок 1"/>
             <wp:cNvGraphicFramePr>
               <a:graphicFrameLocks xmlns:a="http://schemas.openxmlformats.org/drawingml/2006/main" noChangeAspect="1"/>
             </wp:cNvGraphicFramePr>
@@ -539,7 +564,7 @@
               <a:graphicData uri="http://schemas.openxmlformats.org/drawingml/2006/picture">
                 <pic:pic xmlns:pic="http://schemas.openxmlformats.org/drawingml/2006/picture">
                   <pic:nvPicPr>
-                    <pic:cNvPr id="1" name=""/>
+                    <pic:cNvPr id="215326276" name=""/>
                     <pic:cNvPicPr/>
                   </pic:nvPicPr>
                   <pic:blipFill>
@@ -551,7 +576,7 @@
                   <pic:spPr>
                     <a:xfrm>
                       <a:off x="0" y="0"/>
-                      <a:ext cx="5940425" cy="3536315"/>
+                      <a:ext cx="5940425" cy="3512185"/>
                     </a:xfrm>
                     <a:prstGeom prst="rect">
                       <a:avLst/>
@@ -680,15 +705,14 @@
       <w:r>
         <w:rPr>
           <w:rFonts w:cs="Times New Roman"/>
-          <w:noProof/>
           <w:szCs w:val="28"/>
         </w:rPr>
         <w:lastRenderedPageBreak/>
         <w:drawing>
-          <wp:inline distT="0" distB="0" distL="0" distR="0" wp14:anchorId="2A860532" wp14:editId="310F89E0">
-            <wp:extent cx="5940425" cy="3528060"/>
+          <wp:inline distT="0" distB="0" distL="0" distR="0" wp14:anchorId="3C9343CD" wp14:editId="2EA09B0B">
+            <wp:extent cx="5940425" cy="3505835"/>
             <wp:effectExtent l="0" t="0" r="3175" b="0"/>
-            <wp:docPr id="8" name="Рисунок 8"/>
+            <wp:docPr id="657194367" name="Рисунок 1"/>
             <wp:cNvGraphicFramePr>
               <a:graphicFrameLocks xmlns:a="http://schemas.openxmlformats.org/drawingml/2006/main" noChangeAspect="1"/>
             </wp:cNvGraphicFramePr>
@@ -696,7 +720,7 @@
               <a:graphicData uri="http://schemas.openxmlformats.org/drawingml/2006/picture">
                 <pic:pic xmlns:pic="http://schemas.openxmlformats.org/drawingml/2006/picture">
                   <pic:nvPicPr>
-                    <pic:cNvPr id="1" name=""/>
+                    <pic:cNvPr id="657194367" name=""/>
                     <pic:cNvPicPr/>
                   </pic:nvPicPr>
                   <pic:blipFill>
@@ -708,7 +732,7 @@
                   <pic:spPr>
                     <a:xfrm>
                       <a:off x="0" y="0"/>
-                      <a:ext cx="5940425" cy="3528060"/>
+                      <a:ext cx="5940425" cy="3505835"/>
                     </a:xfrm>
                     <a:prstGeom prst="rect">
                       <a:avLst/>
@@ -813,14 +837,13 @@
       <w:r>
         <w:rPr>
           <w:rFonts w:cs="Times New Roman"/>
-          <w:noProof/>
           <w:szCs w:val="28"/>
         </w:rPr>
         <w:drawing>
-          <wp:inline distT="0" distB="0" distL="0" distR="0" wp14:anchorId="4230F16D" wp14:editId="531998CB">
-            <wp:extent cx="5940425" cy="3515995"/>
-            <wp:effectExtent l="0" t="0" r="3175" b="8255"/>
-            <wp:docPr id="13" name="Рисунок 13"/>
+          <wp:inline distT="0" distB="0" distL="0" distR="0" wp14:anchorId="1CA2AC31" wp14:editId="3415C097">
+            <wp:extent cx="5940425" cy="3507740"/>
+            <wp:effectExtent l="0" t="0" r="3175" b="0"/>
+            <wp:docPr id="427794138" name="Рисунок 1"/>
             <wp:cNvGraphicFramePr>
               <a:graphicFrameLocks xmlns:a="http://schemas.openxmlformats.org/drawingml/2006/main" noChangeAspect="1"/>
             </wp:cNvGraphicFramePr>
@@ -828,7 +851,7 @@
               <a:graphicData uri="http://schemas.openxmlformats.org/drawingml/2006/picture">
                 <pic:pic xmlns:pic="http://schemas.openxmlformats.org/drawingml/2006/picture">
                   <pic:nvPicPr>
-                    <pic:cNvPr id="1" name=""/>
+                    <pic:cNvPr id="427794138" name=""/>
                     <pic:cNvPicPr/>
                   </pic:nvPicPr>
                   <pic:blipFill>
@@ -840,7 +863,7 @@
                   <pic:spPr>
                     <a:xfrm>
                       <a:off x="0" y="0"/>
-                      <a:ext cx="5940425" cy="3515995"/>
+                      <a:ext cx="5940425" cy="3507740"/>
                     </a:xfrm>
                     <a:prstGeom prst="rect">
                       <a:avLst/>
@@ -1036,14 +1059,13 @@
       <w:r>
         <w:rPr>
           <w:rFonts w:cs="Times New Roman"/>
-          <w:noProof/>
           <w:szCs w:val="28"/>
         </w:rPr>
         <w:drawing>
-          <wp:inline distT="0" distB="0" distL="0" distR="0" wp14:anchorId="72993496" wp14:editId="0AD0C4B4">
-            <wp:extent cx="5940425" cy="3571875"/>
-            <wp:effectExtent l="0" t="0" r="3175" b="9525"/>
-            <wp:docPr id="10" name="Рисунок 10"/>
+          <wp:inline distT="0" distB="0" distL="0" distR="0" wp14:anchorId="19BBB2DD" wp14:editId="77A6DF15">
+            <wp:extent cx="5940425" cy="3504565"/>
+            <wp:effectExtent l="0" t="0" r="3175" b="635"/>
+            <wp:docPr id="1671480579" name="Рисунок 1"/>
             <wp:cNvGraphicFramePr>
               <a:graphicFrameLocks xmlns:a="http://schemas.openxmlformats.org/drawingml/2006/main" noChangeAspect="1"/>
             </wp:cNvGraphicFramePr>
@@ -1051,7 +1073,7 @@
               <a:graphicData uri="http://schemas.openxmlformats.org/drawingml/2006/picture">
                 <pic:pic xmlns:pic="http://schemas.openxmlformats.org/drawingml/2006/picture">
                   <pic:nvPicPr>
-                    <pic:cNvPr id="1" name=""/>
+                    <pic:cNvPr id="1671480579" name=""/>
                     <pic:cNvPicPr/>
                   </pic:nvPicPr>
                   <pic:blipFill>
@@ -1063,7 +1085,7 @@
                   <pic:spPr>
                     <a:xfrm>
                       <a:off x="0" y="0"/>
-                      <a:ext cx="5940425" cy="3571875"/>
+                      <a:ext cx="5940425" cy="3504565"/>
                     </a:xfrm>
                     <a:prstGeom prst="rect">
                       <a:avLst/>
@@ -1188,15 +1210,14 @@
       <w:r>
         <w:rPr>
           <w:rFonts w:cs="Times New Roman"/>
-          <w:noProof/>
           <w:szCs w:val="28"/>
         </w:rPr>
         <w:lastRenderedPageBreak/>
         <w:drawing>
-          <wp:inline distT="0" distB="0" distL="0" distR="0" wp14:anchorId="49E1A38A" wp14:editId="31744C4A">
-            <wp:extent cx="5940425" cy="3524250"/>
+          <wp:inline distT="0" distB="0" distL="0" distR="0" wp14:anchorId="16E90087" wp14:editId="1BB983D0">
+            <wp:extent cx="5940425" cy="3528695"/>
             <wp:effectExtent l="0" t="0" r="3175" b="0"/>
-            <wp:docPr id="14" name="Рисунок 14"/>
+            <wp:docPr id="1943301561" name="Рисунок 1"/>
             <wp:cNvGraphicFramePr>
               <a:graphicFrameLocks xmlns:a="http://schemas.openxmlformats.org/drawingml/2006/main" noChangeAspect="1"/>
             </wp:cNvGraphicFramePr>
@@ -1204,7 +1225,7 @@
               <a:graphicData uri="http://schemas.openxmlformats.org/drawingml/2006/picture">
                 <pic:pic xmlns:pic="http://schemas.openxmlformats.org/drawingml/2006/picture">
                   <pic:nvPicPr>
-                    <pic:cNvPr id="1" name=""/>
+                    <pic:cNvPr id="1943301561" name=""/>
                     <pic:cNvPicPr/>
                   </pic:nvPicPr>
                   <pic:blipFill>
@@ -1216,7 +1237,7 @@
                   <pic:spPr>
                     <a:xfrm>
                       <a:off x="0" y="0"/>
-                      <a:ext cx="5940425" cy="3524250"/>
+                      <a:ext cx="5940425" cy="3528695"/>
                     </a:xfrm>
                     <a:prstGeom prst="rect">
                       <a:avLst/>
@@ -1377,19 +1398,20 @@
     </w:p>
     <w:p>
       <w:pPr>
-        <w:pStyle w:val="a3"/>
-        <w:numPr>
-          <w:ilvl w:val="0"/>
-          <w:numId w:val="8"/>
-        </w:numPr>
-        <w:spacing w:before="100" w:beforeAutospacing="1" w:after="100" w:afterAutospacing="1" w:line="240" w:lineRule="auto"/>
-        <w:ind w:left="0" w:firstLine="284"/>
-        <w:rPr>
-          <w:rFonts w:eastAsia="Times New Roman" w:cs="Times New Roman"/>
-          <w:szCs w:val="28"/>
-          <w:lang w:eastAsia="ru-RU"/>
-        </w:rPr>
-      </w:pPr>
+        <w:rPr>
+          <w:rFonts w:eastAsia="Times New Roman" w:cs="Times New Roman"/>
+          <w:szCs w:val="28"/>
+          <w:lang w:eastAsia="ru-RU"/>
+        </w:rPr>
+      </w:pPr>
+      <w:r>
+        <w:rPr>
+          <w:rFonts w:eastAsia="Times New Roman" w:cs="Times New Roman"/>
+          <w:szCs w:val="28"/>
+          <w:lang w:eastAsia="ru-RU"/>
+        </w:rPr>
+        <w:t xml:space="preserve">- </w:t>
+      </w:r>
       <w:r>
         <w:rPr>
           <w:rFonts w:eastAsia="Times New Roman" w:cs="Times New Roman"/>
@@ -1401,19 +1423,20 @@
     </w:p>
     <w:p>
       <w:pPr>
-        <w:pStyle w:val="a3"/>
-        <w:numPr>
-          <w:ilvl w:val="0"/>
-          <w:numId w:val="8"/>
-        </w:numPr>
-        <w:spacing w:before="100" w:beforeAutospacing="1" w:after="100" w:afterAutospacing="1" w:line="240" w:lineRule="auto"/>
-        <w:ind w:left="0" w:firstLine="284"/>
-        <w:rPr>
-          <w:rFonts w:eastAsia="Times New Roman" w:cs="Times New Roman"/>
-          <w:szCs w:val="28"/>
-          <w:lang w:eastAsia="ru-RU"/>
-        </w:rPr>
-      </w:pPr>
+        <w:rPr>
+          <w:rFonts w:eastAsia="Times New Roman" w:cs="Times New Roman"/>
+          <w:szCs w:val="28"/>
+          <w:lang w:eastAsia="ru-RU"/>
+        </w:rPr>
+      </w:pPr>
+      <w:r>
+        <w:rPr>
+          <w:rFonts w:eastAsia="Times New Roman" w:cs="Times New Roman"/>
+          <w:szCs w:val="28"/>
+          <w:lang w:eastAsia="ru-RU"/>
+        </w:rPr>
+        <w:t xml:space="preserve">- </w:t>
+      </w:r>
       <w:r>
         <w:rPr>
           <w:rFonts w:eastAsia="Times New Roman" w:cs="Times New Roman"/>
@@ -1425,19 +1448,20 @@
     </w:p>
     <w:p>
       <w:pPr>
-        <w:pStyle w:val="a3"/>
-        <w:numPr>
-          <w:ilvl w:val="0"/>
-          <w:numId w:val="8"/>
-        </w:numPr>
-        <w:spacing w:before="100" w:beforeAutospacing="1" w:after="100" w:afterAutospacing="1" w:line="240" w:lineRule="auto"/>
-        <w:ind w:left="0" w:firstLine="284"/>
-        <w:rPr>
-          <w:rFonts w:eastAsia="Times New Roman" w:cs="Times New Roman"/>
-          <w:szCs w:val="28"/>
-          <w:lang w:eastAsia="ru-RU"/>
-        </w:rPr>
-      </w:pPr>
+        <w:rPr>
+          <w:rFonts w:eastAsia="Times New Roman" w:cs="Times New Roman"/>
+          <w:szCs w:val="28"/>
+          <w:lang w:eastAsia="ru-RU"/>
+        </w:rPr>
+      </w:pPr>
+      <w:r>
+        <w:rPr>
+          <w:rFonts w:eastAsia="Times New Roman" w:cs="Times New Roman"/>
+          <w:szCs w:val="28"/>
+          <w:lang w:eastAsia="ru-RU"/>
+        </w:rPr>
+        <w:t xml:space="preserve">- </w:t>
+      </w:r>
       <w:r>
         <w:rPr>
           <w:rFonts w:eastAsia="Times New Roman" w:cs="Times New Roman"/>
@@ -1465,19 +1489,20 @@
     </w:p>
     <w:p>
       <w:pPr>
-        <w:pStyle w:val="a3"/>
-        <w:numPr>
-          <w:ilvl w:val="0"/>
-          <w:numId w:val="8"/>
-        </w:numPr>
-        <w:spacing w:before="100" w:beforeAutospacing="1" w:after="100" w:afterAutospacing="1" w:line="240" w:lineRule="auto"/>
-        <w:ind w:left="0" w:firstLine="284"/>
-        <w:rPr>
-          <w:rFonts w:eastAsia="Times New Roman" w:cs="Times New Roman"/>
-          <w:szCs w:val="28"/>
-          <w:lang w:eastAsia="ru-RU"/>
-        </w:rPr>
-      </w:pPr>
+        <w:rPr>
+          <w:rFonts w:eastAsia="Times New Roman" w:cs="Times New Roman"/>
+          <w:szCs w:val="28"/>
+          <w:lang w:eastAsia="ru-RU"/>
+        </w:rPr>
+      </w:pPr>
+      <w:r>
+        <w:rPr>
+          <w:rFonts w:eastAsia="Times New Roman" w:cs="Times New Roman"/>
+          <w:szCs w:val="28"/>
+          <w:lang w:eastAsia="ru-RU"/>
+        </w:rPr>
+        <w:t xml:space="preserve">- </w:t>
+      </w:r>
       <w:r>
         <w:rPr>
           <w:rFonts w:eastAsia="Times New Roman" w:cs="Times New Roman"/>
@@ -1489,19 +1514,20 @@
     </w:p>
     <w:p>
       <w:pPr>
-        <w:pStyle w:val="a3"/>
-        <w:numPr>
-          <w:ilvl w:val="0"/>
-          <w:numId w:val="8"/>
-        </w:numPr>
-        <w:spacing w:before="100" w:beforeAutospacing="1" w:after="100" w:afterAutospacing="1" w:line="240" w:lineRule="auto"/>
-        <w:ind w:left="0" w:firstLine="284"/>
-        <w:rPr>
-          <w:rFonts w:eastAsia="Times New Roman" w:cs="Times New Roman"/>
-          <w:szCs w:val="28"/>
-          <w:lang w:eastAsia="ru-RU"/>
-        </w:rPr>
-      </w:pPr>
+        <w:rPr>
+          <w:rFonts w:eastAsia="Times New Roman" w:cs="Times New Roman"/>
+          <w:szCs w:val="28"/>
+          <w:lang w:eastAsia="ru-RU"/>
+        </w:rPr>
+      </w:pPr>
+      <w:r>
+        <w:rPr>
+          <w:rFonts w:eastAsia="Times New Roman" w:cs="Times New Roman"/>
+          <w:szCs w:val="28"/>
+          <w:lang w:eastAsia="ru-RU"/>
+        </w:rPr>
+        <w:t xml:space="preserve">- </w:t>
+      </w:r>
       <w:r>
         <w:rPr>
           <w:rFonts w:eastAsia="Times New Roman" w:cs="Times New Roman"/>
@@ -1513,13 +1539,6 @@
     </w:p>
     <w:p>
       <w:pPr>
-        <w:pStyle w:val="a3"/>
-        <w:numPr>
-          <w:ilvl w:val="0"/>
-          <w:numId w:val="8"/>
-        </w:numPr>
-        <w:spacing w:before="100" w:beforeAutospacing="1" w:after="100" w:afterAutospacing="1" w:line="240" w:lineRule="auto"/>
-        <w:ind w:left="0" w:firstLine="284"/>
         <w:rPr>
           <w:rFonts w:eastAsia="Times New Roman" w:cs="Times New Roman"/>
           <w:szCs w:val="28"/>
@@ -1539,19 +1558,15 @@
     </w:p>
     <w:p>
       <w:pPr>
-        <w:pStyle w:val="a3"/>
-        <w:spacing w:before="100" w:beforeAutospacing="1" w:after="100" w:afterAutospacing="1" w:line="240" w:lineRule="auto"/>
-        <w:ind w:left="284" w:firstLine="0"/>
-        <w:rPr>
-          <w:rFonts w:eastAsia="Times New Roman" w:cs="Times New Roman"/>
-          <w:szCs w:val="28"/>
-          <w:lang w:eastAsia="ru-RU"/>
-        </w:rPr>
-      </w:pPr>
-    </w:p>
-    <w:p>
-      <w:pPr>
-        <w:spacing w:before="100" w:beforeAutospacing="1" w:after="100" w:afterAutospacing="1" w:line="240" w:lineRule="auto"/>
+        <w:rPr>
+          <w:rFonts w:eastAsia="Times New Roman" w:cs="Times New Roman"/>
+          <w:szCs w:val="28"/>
+          <w:lang w:eastAsia="ru-RU"/>
+        </w:rPr>
+      </w:pPr>
+    </w:p>
+    <w:p>
+      <w:pPr>
         <w:rPr>
           <w:rFonts w:eastAsia="Times New Roman" w:cs="Times New Roman"/>
           <w:szCs w:val="28"/>
@@ -1570,17 +1585,20 @@
     </w:p>
     <w:p>
       <w:pPr>
-        <w:numPr>
-          <w:ilvl w:val="0"/>
-          <w:numId w:val="14"/>
-        </w:numPr>
-        <w:spacing w:before="100" w:beforeAutospacing="1" w:after="100" w:afterAutospacing="1" w:line="240" w:lineRule="auto"/>
-        <w:rPr>
-          <w:rFonts w:eastAsia="Times New Roman" w:cs="Times New Roman"/>
-          <w:szCs w:val="28"/>
-          <w:lang w:eastAsia="ru-RU"/>
-        </w:rPr>
-      </w:pPr>
+        <w:rPr>
+          <w:rFonts w:eastAsia="Times New Roman" w:cs="Times New Roman"/>
+          <w:szCs w:val="28"/>
+          <w:lang w:eastAsia="ru-RU"/>
+        </w:rPr>
+      </w:pPr>
+      <w:r>
+        <w:rPr>
+          <w:rFonts w:eastAsia="Times New Roman" w:cs="Times New Roman"/>
+          <w:szCs w:val="28"/>
+          <w:lang w:eastAsia="ru-RU"/>
+        </w:rPr>
+        <w:t xml:space="preserve">- </w:t>
+      </w:r>
       <w:r>
         <w:rPr>
           <w:rFonts w:eastAsia="Times New Roman" w:cs="Times New Roman"/>
@@ -1592,17 +1610,20 @@
     </w:p>
     <w:p>
       <w:pPr>
-        <w:numPr>
-          <w:ilvl w:val="0"/>
-          <w:numId w:val="14"/>
-        </w:numPr>
-        <w:spacing w:before="100" w:beforeAutospacing="1" w:line="240" w:lineRule="auto"/>
-        <w:rPr>
-          <w:rFonts w:eastAsia="Times New Roman" w:cs="Times New Roman"/>
-          <w:szCs w:val="28"/>
-          <w:lang w:eastAsia="ru-RU"/>
-        </w:rPr>
-      </w:pPr>
+        <w:rPr>
+          <w:rFonts w:eastAsia="Times New Roman" w:cs="Times New Roman"/>
+          <w:szCs w:val="28"/>
+          <w:lang w:eastAsia="ru-RU"/>
+        </w:rPr>
+      </w:pPr>
+      <w:r>
+        <w:rPr>
+          <w:rFonts w:eastAsia="Times New Roman" w:cs="Times New Roman"/>
+          <w:szCs w:val="28"/>
+          <w:lang w:eastAsia="ru-RU"/>
+        </w:rPr>
+        <w:t xml:space="preserve">- </w:t>
+      </w:r>
       <w:r>
         <w:rPr>
           <w:rFonts w:eastAsia="Times New Roman" w:cs="Times New Roman"/>
@@ -1614,17 +1635,20 @@
     </w:p>
     <w:p>
       <w:pPr>
-        <w:numPr>
-          <w:ilvl w:val="0"/>
-          <w:numId w:val="14"/>
-        </w:numPr>
-        <w:spacing w:before="100" w:beforeAutospacing="1" w:line="240" w:lineRule="auto"/>
-        <w:rPr>
-          <w:rFonts w:eastAsia="Times New Roman" w:cs="Times New Roman"/>
-          <w:szCs w:val="28"/>
-          <w:lang w:eastAsia="ru-RU"/>
-        </w:rPr>
-      </w:pPr>
+        <w:rPr>
+          <w:rFonts w:eastAsia="Times New Roman" w:cs="Times New Roman"/>
+          <w:szCs w:val="28"/>
+          <w:lang w:eastAsia="ru-RU"/>
+        </w:rPr>
+      </w:pPr>
+      <w:r>
+        <w:rPr>
+          <w:rFonts w:eastAsia="Times New Roman" w:cs="Times New Roman"/>
+          <w:szCs w:val="28"/>
+          <w:lang w:eastAsia="ru-RU"/>
+        </w:rPr>
+        <w:t xml:space="preserve">- </w:t>
+      </w:r>
       <w:r>
         <w:rPr>
           <w:rFonts w:eastAsia="Times New Roman" w:cs="Times New Roman"/>
@@ -1636,17 +1660,20 @@
     </w:p>
     <w:p>
       <w:pPr>
-        <w:numPr>
-          <w:ilvl w:val="0"/>
-          <w:numId w:val="14"/>
-        </w:numPr>
-        <w:spacing w:before="100" w:beforeAutospacing="1" w:line="240" w:lineRule="auto"/>
-        <w:rPr>
-          <w:rFonts w:eastAsia="Times New Roman" w:cs="Times New Roman"/>
-          <w:szCs w:val="28"/>
-          <w:lang w:eastAsia="ru-RU"/>
-        </w:rPr>
-      </w:pPr>
+        <w:rPr>
+          <w:rFonts w:eastAsia="Times New Roman" w:cs="Times New Roman"/>
+          <w:szCs w:val="28"/>
+          <w:lang w:eastAsia="ru-RU"/>
+        </w:rPr>
+      </w:pPr>
+      <w:r>
+        <w:rPr>
+          <w:rFonts w:eastAsia="Times New Roman" w:cs="Times New Roman"/>
+          <w:szCs w:val="28"/>
+          <w:lang w:eastAsia="ru-RU"/>
+        </w:rPr>
+        <w:t xml:space="preserve">- </w:t>
+      </w:r>
       <w:r>
         <w:rPr>
           <w:rFonts w:eastAsia="Times New Roman" w:cs="Times New Roman"/>
@@ -1658,17 +1685,20 @@
     </w:p>
     <w:p>
       <w:pPr>
-        <w:numPr>
-          <w:ilvl w:val="0"/>
-          <w:numId w:val="14"/>
-        </w:numPr>
-        <w:spacing w:before="100" w:beforeAutospacing="1" w:line="240" w:lineRule="auto"/>
-        <w:rPr>
-          <w:rFonts w:eastAsia="Times New Roman" w:cs="Times New Roman"/>
-          <w:szCs w:val="28"/>
-          <w:lang w:eastAsia="ru-RU"/>
-        </w:rPr>
-      </w:pPr>
+        <w:rPr>
+          <w:rFonts w:eastAsia="Times New Roman" w:cs="Times New Roman"/>
+          <w:szCs w:val="28"/>
+          <w:lang w:eastAsia="ru-RU"/>
+        </w:rPr>
+      </w:pPr>
+      <w:r>
+        <w:rPr>
+          <w:rFonts w:eastAsia="Times New Roman" w:cs="Times New Roman"/>
+          <w:szCs w:val="28"/>
+          <w:lang w:eastAsia="ru-RU"/>
+        </w:rPr>
+        <w:t xml:space="preserve">- </w:t>
+      </w:r>
       <w:r>
         <w:rPr>
           <w:rFonts w:eastAsia="Times New Roman" w:cs="Times New Roman"/>
@@ -1680,11 +1710,6 @@
     </w:p>
     <w:p>
       <w:pPr>
-        <w:numPr>
-          <w:ilvl w:val="0"/>
-          <w:numId w:val="14"/>
-        </w:numPr>
-        <w:spacing w:before="100" w:beforeAutospacing="1" w:line="240" w:lineRule="auto"/>
         <w:rPr>
           <w:rFonts w:eastAsia="Times New Roman" w:cs="Times New Roman"/>
           <w:szCs w:val="28"/>
@@ -1707,9 +1732,9 @@
           <w:b/>
           <w:bCs/>
           <w:szCs w:val="28"/>
-          <w:lang w:val="en-US" w:eastAsia="ru-RU"/>
-        </w:rPr>
-        <w:t xml:space="preserve"> c</w:t>
+          <w:lang w:eastAsia="ru-RU"/>
+        </w:rPr>
+        <w:t xml:space="preserve"> </w:t>
       </w:r>
       <w:r>
         <w:rPr>
@@ -1717,194 +1742,10 @@
           <w:b/>
           <w:bCs/>
           <w:szCs w:val="28"/>
-          <w:lang w:eastAsia="ru-RU"/>
-        </w:rPr>
-        <w:t xml:space="preserve"> </w:t>
-      </w:r>
-    </w:p>
-    <w:p>
-      <w:pPr>
-        <w:spacing w:before="100" w:beforeAutospacing="1" w:after="100" w:afterAutospacing="1" w:line="240" w:lineRule="auto"/>
-        <w:rPr>
-          <w:rFonts w:eastAsia="Times New Roman" w:cs="Times New Roman"/>
-          <w:szCs w:val="28"/>
-          <w:lang w:eastAsia="ru-RU"/>
-        </w:rPr>
-      </w:pPr>
-      <w:r>
-        <w:rPr>
-          <w:rFonts w:eastAsia="Times New Roman" w:cs="Times New Roman"/>
-          <w:bCs/>
-          <w:szCs w:val="28"/>
-          <w:lang w:eastAsia="ru-RU"/>
-        </w:rPr>
-        <w:t xml:space="preserve">Просмотреть список </w:t>
-      </w:r>
-      <w:r>
-        <w:rPr>
-          <w:rFonts w:eastAsia="Times New Roman" w:cs="Times New Roman"/>
-          <w:bCs/>
-          <w:szCs w:val="28"/>
-          <w:lang w:eastAsia="ru-RU"/>
-        </w:rPr>
-        <w:t>мастеров</w:t>
-      </w:r>
-    </w:p>
-    <w:p>
-      <w:pPr>
-        <w:numPr>
-          <w:ilvl w:val="0"/>
-          <w:numId w:val="11"/>
-        </w:numPr>
-        <w:spacing w:before="100" w:beforeAutospacing="1" w:after="100" w:afterAutospacing="1" w:line="240" w:lineRule="auto"/>
-        <w:rPr>
-          <w:rFonts w:eastAsia="Times New Roman" w:cs="Times New Roman"/>
-          <w:szCs w:val="28"/>
-          <w:lang w:eastAsia="ru-RU"/>
-        </w:rPr>
-      </w:pPr>
-      <w:r>
-        <w:rPr>
-          <w:rFonts w:eastAsia="Times New Roman" w:cs="Times New Roman"/>
-          <w:szCs w:val="28"/>
-          <w:lang w:eastAsia="ru-RU"/>
-        </w:rPr>
-        <w:t>Д (решение) → 1,2</w:t>
-      </w:r>
-    </w:p>
-    <w:p>
-      <w:pPr>
-        <w:numPr>
-          <w:ilvl w:val="0"/>
-          <w:numId w:val="11"/>
-        </w:numPr>
-        <w:spacing w:before="100" w:beforeAutospacing="1" w:after="100" w:afterAutospacing="1" w:line="240" w:lineRule="auto"/>
-        <w:rPr>
-          <w:rFonts w:eastAsia="Times New Roman" w:cs="Times New Roman"/>
-          <w:szCs w:val="28"/>
-          <w:lang w:eastAsia="ru-RU"/>
-        </w:rPr>
-      </w:pPr>
-      <w:r>
-        <w:rPr>
-          <w:rFonts w:eastAsia="Times New Roman" w:cs="Times New Roman"/>
-          <w:szCs w:val="28"/>
-          <w:lang w:eastAsia="ru-RU"/>
-        </w:rPr>
-        <w:t>В (перенос руки к мыши) → 0,4</w:t>
-      </w:r>
-    </w:p>
-    <w:p>
-      <w:pPr>
-        <w:numPr>
-          <w:ilvl w:val="0"/>
-          <w:numId w:val="11"/>
-        </w:numPr>
-        <w:spacing w:before="100" w:beforeAutospacing="1" w:after="100" w:afterAutospacing="1" w:line="240" w:lineRule="auto"/>
-        <w:rPr>
-          <w:rFonts w:eastAsia="Times New Roman" w:cs="Times New Roman"/>
-          <w:szCs w:val="28"/>
-          <w:lang w:eastAsia="ru-RU"/>
-        </w:rPr>
-      </w:pPr>
-      <w:r>
-        <w:rPr>
-          <w:rFonts w:eastAsia="Times New Roman" w:cs="Times New Roman"/>
-          <w:szCs w:val="28"/>
-          <w:lang w:eastAsia="ru-RU"/>
-        </w:rPr>
-        <w:t>П (наведение на «</w:t>
-      </w:r>
-      <w:r>
-        <w:rPr>
-          <w:rFonts w:eastAsia="Times New Roman" w:cs="Times New Roman"/>
-          <w:szCs w:val="28"/>
-          <w:lang w:eastAsia="ru-RU"/>
-        </w:rPr>
-        <w:t>Список</w:t>
-      </w:r>
-      <w:r>
-        <w:rPr>
-          <w:rFonts w:eastAsia="Times New Roman" w:cs="Times New Roman"/>
-          <w:szCs w:val="28"/>
-          <w:lang w:eastAsia="ru-RU"/>
-        </w:rPr>
-        <w:t xml:space="preserve"> </w:t>
-      </w:r>
-      <w:r>
-        <w:rPr>
-          <w:rFonts w:eastAsia="Times New Roman" w:cs="Times New Roman"/>
-          <w:szCs w:val="28"/>
-          <w:lang w:eastAsia="ru-RU"/>
-        </w:rPr>
-        <w:t>мастеров</w:t>
-      </w:r>
-      <w:r>
-        <w:rPr>
-          <w:rFonts w:eastAsia="Times New Roman" w:cs="Times New Roman"/>
-          <w:szCs w:val="28"/>
-          <w:lang w:eastAsia="ru-RU"/>
-        </w:rPr>
-        <w:t>») → 1,1</w:t>
-      </w:r>
-    </w:p>
-    <w:p>
-      <w:pPr>
-        <w:numPr>
-          <w:ilvl w:val="0"/>
-          <w:numId w:val="11"/>
-        </w:numPr>
-        <w:spacing w:before="100" w:beforeAutospacing="1" w:after="100" w:afterAutospacing="1" w:line="240" w:lineRule="auto"/>
-        <w:rPr>
-          <w:rFonts w:eastAsia="Times New Roman" w:cs="Times New Roman"/>
-          <w:szCs w:val="28"/>
-          <w:lang w:eastAsia="ru-RU"/>
-        </w:rPr>
-      </w:pPr>
-      <w:r>
-        <w:rPr>
-          <w:rFonts w:eastAsia="Times New Roman" w:cs="Times New Roman"/>
-          <w:szCs w:val="28"/>
-          <w:lang w:eastAsia="ru-RU"/>
-        </w:rPr>
-        <w:t>М (клик) → 0,1</w:t>
-      </w:r>
-    </w:p>
-    <w:p>
-      <w:pPr>
-        <w:numPr>
-          <w:ilvl w:val="0"/>
-          <w:numId w:val="11"/>
-        </w:numPr>
-        <w:spacing w:before="100" w:beforeAutospacing="1" w:after="100" w:afterAutospacing="1" w:line="240" w:lineRule="auto"/>
-        <w:rPr>
-          <w:rFonts w:eastAsia="Times New Roman" w:cs="Times New Roman"/>
-          <w:szCs w:val="28"/>
-          <w:lang w:eastAsia="ru-RU"/>
-        </w:rPr>
-      </w:pPr>
-      <w:r>
-        <w:rPr>
-          <w:rFonts w:eastAsia="Times New Roman" w:cs="Times New Roman"/>
-          <w:szCs w:val="28"/>
-          <w:lang w:eastAsia="ru-RU"/>
-        </w:rPr>
-        <w:t xml:space="preserve">Р (загрузка списка) → 0,5 </w:t>
-      </w:r>
-    </w:p>
-    <w:p>
-      <w:pPr>
-        <w:numPr>
-          <w:ilvl w:val="0"/>
-          <w:numId w:val="11"/>
-        </w:numPr>
-        <w:spacing w:before="100" w:beforeAutospacing="1" w:after="100" w:afterAutospacing="1" w:line="240" w:lineRule="auto"/>
-        <w:rPr>
-          <w:rFonts w:eastAsia="Times New Roman" w:cs="Times New Roman"/>
-          <w:szCs w:val="28"/>
-          <w:lang w:eastAsia="ru-RU"/>
-        </w:rPr>
-      </w:pPr>
+          <w:lang w:val="en-US" w:eastAsia="ru-RU"/>
+        </w:rPr>
+        <w:t>c</w:t>
+      </w:r>
       <w:r>
         <w:rPr>
           <w:rFonts w:eastAsia="Times New Roman" w:cs="Times New Roman"/>
@@ -1913,25 +1754,34 @@
           <w:szCs w:val="28"/>
           <w:lang w:eastAsia="ru-RU"/>
         </w:rPr>
-        <w:t>Итого: 3,3 с</w:t>
-      </w:r>
-    </w:p>
-    <w:p>
-      <w:pPr>
-        <w:spacing w:before="100" w:beforeAutospacing="1" w:after="100" w:afterAutospacing="1" w:line="240" w:lineRule="auto"/>
-        <w:rPr>
-          <w:rFonts w:eastAsia="Times New Roman" w:cs="Times New Roman"/>
-          <w:szCs w:val="28"/>
-          <w:lang w:eastAsia="ru-RU"/>
-        </w:rPr>
-      </w:pPr>
-      <w:r>
+        <w:t xml:space="preserve"> </w:t>
+      </w:r>
+    </w:p>
+    <w:p>
+      <w:pPr>
         <w:rPr>
           <w:rFonts w:eastAsia="Times New Roman" w:cs="Times New Roman"/>
           <w:bCs/>
           <w:szCs w:val="28"/>
           <w:lang w:eastAsia="ru-RU"/>
         </w:rPr>
+      </w:pPr>
+    </w:p>
+    <w:p>
+      <w:pPr>
+        <w:rPr>
+          <w:rFonts w:eastAsia="Times New Roman" w:cs="Times New Roman"/>
+          <w:szCs w:val="28"/>
+          <w:lang w:eastAsia="ru-RU"/>
+        </w:rPr>
+      </w:pPr>
+      <w:r>
+        <w:rPr>
+          <w:rFonts w:eastAsia="Times New Roman" w:cs="Times New Roman"/>
+          <w:bCs/>
+          <w:szCs w:val="28"/>
+          <w:lang w:eastAsia="ru-RU"/>
+        </w:rPr>
         <w:t xml:space="preserve">Просмотреть список </w:t>
       </w:r>
       <w:r>
@@ -1941,22 +1791,25 @@
           <w:szCs w:val="28"/>
           <w:lang w:eastAsia="ru-RU"/>
         </w:rPr>
-        <w:t>материалов</w:t>
-      </w:r>
-    </w:p>
-    <w:p>
-      <w:pPr>
-        <w:numPr>
-          <w:ilvl w:val="0"/>
-          <w:numId w:val="10"/>
-        </w:numPr>
-        <w:spacing w:before="100" w:beforeAutospacing="1" w:after="100" w:afterAutospacing="1" w:line="240" w:lineRule="auto"/>
-        <w:rPr>
-          <w:rFonts w:eastAsia="Times New Roman" w:cs="Times New Roman"/>
-          <w:szCs w:val="28"/>
-          <w:lang w:eastAsia="ru-RU"/>
-        </w:rPr>
-      </w:pPr>
+        <w:t>мастеров</w:t>
+      </w:r>
+    </w:p>
+    <w:p>
+      <w:pPr>
+        <w:rPr>
+          <w:rFonts w:eastAsia="Times New Roman" w:cs="Times New Roman"/>
+          <w:szCs w:val="28"/>
+          <w:lang w:eastAsia="ru-RU"/>
+        </w:rPr>
+      </w:pPr>
+      <w:r>
+        <w:rPr>
+          <w:rFonts w:eastAsia="Times New Roman" w:cs="Times New Roman"/>
+          <w:szCs w:val="28"/>
+          <w:lang w:eastAsia="ru-RU"/>
+        </w:rPr>
+        <w:t xml:space="preserve">- </w:t>
+      </w:r>
       <w:r>
         <w:rPr>
           <w:rFonts w:eastAsia="Times New Roman" w:cs="Times New Roman"/>
@@ -1968,17 +1821,20 @@
     </w:p>
     <w:p>
       <w:pPr>
-        <w:numPr>
-          <w:ilvl w:val="0"/>
-          <w:numId w:val="10"/>
-        </w:numPr>
-        <w:spacing w:before="100" w:beforeAutospacing="1" w:after="100" w:afterAutospacing="1" w:line="240" w:lineRule="auto"/>
-        <w:rPr>
-          <w:rFonts w:eastAsia="Times New Roman" w:cs="Times New Roman"/>
-          <w:szCs w:val="28"/>
-          <w:lang w:eastAsia="ru-RU"/>
-        </w:rPr>
-      </w:pPr>
+        <w:rPr>
+          <w:rFonts w:eastAsia="Times New Roman" w:cs="Times New Roman"/>
+          <w:szCs w:val="28"/>
+          <w:lang w:eastAsia="ru-RU"/>
+        </w:rPr>
+      </w:pPr>
+      <w:r>
+        <w:rPr>
+          <w:rFonts w:eastAsia="Times New Roman" w:cs="Times New Roman"/>
+          <w:szCs w:val="28"/>
+          <w:lang w:eastAsia="ru-RU"/>
+        </w:rPr>
+        <w:t xml:space="preserve">- </w:t>
+      </w:r>
       <w:r>
         <w:rPr>
           <w:rFonts w:eastAsia="Times New Roman" w:cs="Times New Roman"/>
@@ -1990,17 +1846,20 @@
     </w:p>
     <w:p>
       <w:pPr>
-        <w:numPr>
-          <w:ilvl w:val="0"/>
-          <w:numId w:val="10"/>
-        </w:numPr>
-        <w:spacing w:before="100" w:beforeAutospacing="1" w:after="100" w:afterAutospacing="1" w:line="240" w:lineRule="auto"/>
-        <w:rPr>
-          <w:rFonts w:eastAsia="Times New Roman" w:cs="Times New Roman"/>
-          <w:szCs w:val="28"/>
-          <w:lang w:eastAsia="ru-RU"/>
-        </w:rPr>
-      </w:pPr>
+        <w:rPr>
+          <w:rFonts w:eastAsia="Times New Roman" w:cs="Times New Roman"/>
+          <w:szCs w:val="28"/>
+          <w:lang w:eastAsia="ru-RU"/>
+        </w:rPr>
+      </w:pPr>
+      <w:r>
+        <w:rPr>
+          <w:rFonts w:eastAsia="Times New Roman" w:cs="Times New Roman"/>
+          <w:szCs w:val="28"/>
+          <w:lang w:eastAsia="ru-RU"/>
+        </w:rPr>
+        <w:t xml:space="preserve">- </w:t>
+      </w:r>
       <w:r>
         <w:rPr>
           <w:rFonts w:eastAsia="Times New Roman" w:cs="Times New Roman"/>
@@ -2031,7 +1890,7 @@
           <w:szCs w:val="28"/>
           <w:lang w:eastAsia="ru-RU"/>
         </w:rPr>
-        <w:t>материалов</w:t>
+        <w:t>мастеров</w:t>
       </w:r>
       <w:r>
         <w:rPr>
@@ -2044,17 +1903,20 @@
     </w:p>
     <w:p>
       <w:pPr>
-        <w:numPr>
-          <w:ilvl w:val="0"/>
-          <w:numId w:val="10"/>
-        </w:numPr>
-        <w:spacing w:before="100" w:beforeAutospacing="1" w:after="100" w:afterAutospacing="1" w:line="240" w:lineRule="auto"/>
-        <w:rPr>
-          <w:rFonts w:eastAsia="Times New Roman" w:cs="Times New Roman"/>
-          <w:szCs w:val="28"/>
-          <w:lang w:eastAsia="ru-RU"/>
-        </w:rPr>
-      </w:pPr>
+        <w:rPr>
+          <w:rFonts w:eastAsia="Times New Roman" w:cs="Times New Roman"/>
+          <w:szCs w:val="28"/>
+          <w:lang w:eastAsia="ru-RU"/>
+        </w:rPr>
+      </w:pPr>
+      <w:r>
+        <w:rPr>
+          <w:rFonts w:eastAsia="Times New Roman" w:cs="Times New Roman"/>
+          <w:szCs w:val="28"/>
+          <w:lang w:eastAsia="ru-RU"/>
+        </w:rPr>
+        <w:t xml:space="preserve">- </w:t>
+      </w:r>
       <w:r>
         <w:rPr>
           <w:rFonts w:eastAsia="Times New Roman" w:cs="Times New Roman"/>
@@ -2066,17 +1928,20 @@
     </w:p>
     <w:p>
       <w:pPr>
-        <w:numPr>
-          <w:ilvl w:val="0"/>
-          <w:numId w:val="10"/>
-        </w:numPr>
-        <w:spacing w:before="100" w:beforeAutospacing="1" w:after="100" w:afterAutospacing="1" w:line="240" w:lineRule="auto"/>
-        <w:rPr>
-          <w:rFonts w:eastAsia="Times New Roman" w:cs="Times New Roman"/>
-          <w:szCs w:val="28"/>
-          <w:lang w:eastAsia="ru-RU"/>
-        </w:rPr>
-      </w:pPr>
+        <w:rPr>
+          <w:rFonts w:eastAsia="Times New Roman" w:cs="Times New Roman"/>
+          <w:szCs w:val="28"/>
+          <w:lang w:eastAsia="ru-RU"/>
+        </w:rPr>
+      </w:pPr>
+      <w:r>
+        <w:rPr>
+          <w:rFonts w:eastAsia="Times New Roman" w:cs="Times New Roman"/>
+          <w:szCs w:val="28"/>
+          <w:lang w:eastAsia="ru-RU"/>
+        </w:rPr>
+        <w:t xml:space="preserve">- </w:t>
+      </w:r>
       <w:r>
         <w:rPr>
           <w:rFonts w:eastAsia="Times New Roman" w:cs="Times New Roman"/>
@@ -2088,11 +1953,6 @@
     </w:p>
     <w:p>
       <w:pPr>
-        <w:numPr>
-          <w:ilvl w:val="0"/>
-          <w:numId w:val="10"/>
-        </w:numPr>
-        <w:spacing w:before="100" w:beforeAutospacing="1" w:after="100" w:afterAutospacing="1" w:line="240" w:lineRule="auto"/>
         <w:rPr>
           <w:rFonts w:eastAsia="Times New Roman" w:cs="Times New Roman"/>
           <w:szCs w:val="28"/>
@@ -2112,269 +1972,864 @@
     </w:p>
     <w:p>
       <w:pPr>
-        <w:ind w:firstLine="0"/>
-        <w:rPr>
-          <w:rFonts w:cs="Times New Roman"/>
-          <w:szCs w:val="28"/>
-        </w:rPr>
-      </w:pPr>
-    </w:p>
-    <w:p>
-      <w:pPr>
-        <w:ind w:left="360" w:firstLine="0"/>
-        <w:rPr>
-          <w:rFonts w:cs="Times New Roman"/>
-          <w:szCs w:val="28"/>
-          <w:lang w:val="en-US"/>
-        </w:rPr>
-      </w:pPr>
-      <w:r>
-        <w:rPr>
-          <w:rFonts w:cs="Times New Roman"/>
-          <w:szCs w:val="28"/>
-        </w:rPr>
-        <w:t>Информационное содержание</w:t>
-      </w:r>
-      <w:r>
-        <w:rPr>
-          <w:rFonts w:cs="Times New Roman"/>
-          <w:szCs w:val="28"/>
-          <w:lang w:val="en-US"/>
-        </w:rPr>
-        <w:t>:</w:t>
-      </w:r>
-    </w:p>
-    <w:p>
-      <w:pPr>
-        <w:ind w:left="360" w:firstLine="0"/>
-        <w:rPr>
-          <w:rFonts w:cs="Times New Roman"/>
-          <w:szCs w:val="28"/>
-        </w:rPr>
-      </w:pPr>
-      <w:r>
-        <w:rPr>
-          <w:rFonts w:cs="Times New Roman"/>
-          <w:szCs w:val="28"/>
-        </w:rPr>
-        <w:t>0</w:t>
-      </w:r>
-      <w:r>
-        <w:rPr>
-          <w:rFonts w:cs="Times New Roman"/>
-          <w:szCs w:val="28"/>
-        </w:rPr>
-        <w:t xml:space="preserve">,15 * </w:t>
-      </w:r>
-      <w:r>
-        <w:rPr>
-          <w:rFonts w:cs="Times New Roman"/>
-          <w:szCs w:val="28"/>
-          <w:lang w:val="en-US"/>
-        </w:rPr>
-        <w:t>log</w:t>
-      </w:r>
-      <w:r>
-        <w:rPr>
-          <w:rFonts w:cs="Times New Roman"/>
-          <w:szCs w:val="28"/>
-        </w:rPr>
-        <w:t xml:space="preserve"> (1/0,15) + </w:t>
-      </w:r>
-      <w:r>
-        <w:rPr>
-          <w:rFonts w:cs="Times New Roman"/>
-          <w:szCs w:val="28"/>
-        </w:rPr>
-        <w:t>0</w:t>
-      </w:r>
-      <w:r>
-        <w:rPr>
-          <w:rFonts w:cs="Times New Roman"/>
-          <w:szCs w:val="28"/>
-        </w:rPr>
-        <w:t xml:space="preserve">,5 * </w:t>
-      </w:r>
-      <w:r>
-        <w:rPr>
-          <w:rFonts w:cs="Times New Roman"/>
-          <w:szCs w:val="28"/>
-          <w:lang w:val="en-US"/>
-        </w:rPr>
-        <w:t>log</w:t>
-      </w:r>
-      <w:r>
-        <w:rPr>
-          <w:rFonts w:cs="Times New Roman"/>
-          <w:szCs w:val="28"/>
-        </w:rPr>
-        <w:t xml:space="preserve"> (1/0,</w:t>
-      </w:r>
-      <w:r>
-        <w:rPr>
-          <w:rFonts w:cs="Times New Roman"/>
-          <w:szCs w:val="28"/>
-          <w:lang w:val="en-US"/>
-        </w:rPr>
-        <w:t>5</w:t>
-      </w:r>
-      <w:r>
-        <w:rPr>
-          <w:rFonts w:cs="Times New Roman"/>
-          <w:szCs w:val="28"/>
-        </w:rPr>
-        <w:t>)</w:t>
-      </w:r>
-      <w:r>
-        <w:rPr>
-          <w:rFonts w:cs="Times New Roman"/>
-          <w:szCs w:val="28"/>
-        </w:rPr>
-        <w:t xml:space="preserve"> + </w:t>
-      </w:r>
-      <w:r>
-        <w:rPr>
-          <w:rFonts w:cs="Times New Roman"/>
-          <w:szCs w:val="28"/>
-        </w:rPr>
-        <w:t>0</w:t>
-      </w:r>
-      <w:r>
-        <w:rPr>
-          <w:rFonts w:cs="Times New Roman"/>
-          <w:szCs w:val="28"/>
-        </w:rPr>
-        <w:t>,</w:t>
-      </w:r>
-      <w:r>
-        <w:rPr>
-          <w:rFonts w:cs="Times New Roman"/>
-          <w:szCs w:val="28"/>
-          <w:lang w:val="en-US"/>
-        </w:rPr>
-        <w:t xml:space="preserve">25 </w:t>
-      </w:r>
-      <w:r>
-        <w:rPr>
-          <w:rFonts w:cs="Times New Roman"/>
-          <w:szCs w:val="28"/>
-        </w:rPr>
-        <w:t xml:space="preserve">* </w:t>
-      </w:r>
-      <w:r>
-        <w:rPr>
-          <w:rFonts w:cs="Times New Roman"/>
-          <w:szCs w:val="28"/>
-          <w:lang w:val="en-US"/>
-        </w:rPr>
-        <w:t>log</w:t>
-      </w:r>
-      <w:r>
-        <w:rPr>
-          <w:rFonts w:cs="Times New Roman"/>
-          <w:szCs w:val="28"/>
-        </w:rPr>
-        <w:t xml:space="preserve"> (1/0,</w:t>
-      </w:r>
-      <w:r>
-        <w:rPr>
-          <w:rFonts w:cs="Times New Roman"/>
-          <w:szCs w:val="28"/>
-          <w:lang w:val="en-US"/>
-        </w:rPr>
-        <w:t>25</w:t>
-      </w:r>
-      <w:r>
-        <w:rPr>
-          <w:rFonts w:cs="Times New Roman"/>
-          <w:szCs w:val="28"/>
-        </w:rPr>
-        <w:t>)</w:t>
-      </w:r>
-    </w:p>
-    <w:p>
-      <w:pPr>
-        <w:ind w:left="360" w:firstLine="0"/>
-        <w:rPr>
-          <w:rFonts w:cs="Times New Roman"/>
-          <w:szCs w:val="28"/>
-        </w:rPr>
-      </w:pPr>
-    </w:p>
-    <w:p>
-      <w:pPr>
-        <w:ind w:left="360" w:firstLine="0"/>
-        <w:rPr>
-          <w:rFonts w:cs="Times New Roman"/>
-          <w:szCs w:val="28"/>
-        </w:rPr>
-      </w:pPr>
-      <w:r>
-        <w:rPr>
-          <w:rFonts w:cs="Times New Roman"/>
-          <w:szCs w:val="28"/>
-        </w:rPr>
-        <w:t>Коэффициент Производительности</w:t>
-      </w:r>
-      <w:r>
-        <w:rPr>
-          <w:rFonts w:cs="Times New Roman"/>
-          <w:szCs w:val="28"/>
-        </w:rPr>
-        <w:t>:</w:t>
-      </w:r>
-    </w:p>
-    <w:p>
-      <w:pPr>
-        <w:ind w:left="360" w:firstLine="0"/>
-        <w:rPr>
-          <w:rFonts w:cs="Times New Roman"/>
-          <w:szCs w:val="28"/>
-        </w:rPr>
-      </w:pPr>
-      <w:r>
-        <w:rPr>
-          <w:rFonts w:cs="Times New Roman"/>
-          <w:szCs w:val="28"/>
-          <w:lang w:val="en-US"/>
-        </w:rPr>
-        <w:t>E</w:t>
-      </w:r>
-      <w:r>
-        <w:rPr>
-          <w:rFonts w:cs="Times New Roman"/>
-          <w:szCs w:val="28"/>
-        </w:rPr>
-        <w:t xml:space="preserve"> = 1/</w:t>
-      </w:r>
-      <w:r>
-        <w:rPr>
-          <w:rFonts w:cs="Times New Roman"/>
-          <w:szCs w:val="28"/>
-        </w:rPr>
-        <w:t>1,65 = 0,606</w:t>
-      </w:r>
-    </w:p>
-    <w:p>
-      <w:pPr>
-        <w:ind w:firstLine="0"/>
-        <w:rPr>
-          <w:rFonts w:cs="Times New Roman"/>
-          <w:szCs w:val="28"/>
-        </w:rPr>
-      </w:pPr>
-    </w:p>
-    <w:p>
-      <w:pPr>
-        <w:rPr>
+        <w:rPr>
+          <w:rFonts w:eastAsia="Times New Roman" w:cs="Times New Roman"/>
+          <w:bCs/>
+          <w:szCs w:val="28"/>
+          <w:lang w:eastAsia="ru-RU"/>
+        </w:rPr>
+      </w:pPr>
+    </w:p>
+    <w:p>
+      <w:pPr>
+        <w:rPr>
+          <w:rFonts w:eastAsia="Times New Roman" w:cs="Times New Roman"/>
+          <w:szCs w:val="28"/>
+          <w:lang w:eastAsia="ru-RU"/>
+        </w:rPr>
+      </w:pPr>
+      <w:r>
+        <w:rPr>
+          <w:rFonts w:eastAsia="Times New Roman" w:cs="Times New Roman"/>
+          <w:bCs/>
+          <w:szCs w:val="28"/>
+          <w:lang w:eastAsia="ru-RU"/>
+        </w:rPr>
+        <w:t xml:space="preserve">Просмотреть список </w:t>
+      </w:r>
+      <w:r>
+        <w:rPr>
+          <w:rFonts w:eastAsia="Times New Roman" w:cs="Times New Roman"/>
+          <w:bCs/>
+          <w:szCs w:val="28"/>
+          <w:lang w:eastAsia="ru-RU"/>
+        </w:rPr>
+        <w:t>материалов</w:t>
+      </w:r>
+    </w:p>
+    <w:p>
+      <w:pPr>
+        <w:rPr>
+          <w:rFonts w:eastAsia="Times New Roman" w:cs="Times New Roman"/>
+          <w:szCs w:val="28"/>
+          <w:lang w:eastAsia="ru-RU"/>
+        </w:rPr>
+      </w:pPr>
+      <w:r>
+        <w:rPr>
+          <w:rFonts w:eastAsia="Times New Roman" w:cs="Times New Roman"/>
+          <w:szCs w:val="28"/>
+          <w:lang w:eastAsia="ru-RU"/>
+        </w:rPr>
+        <w:t xml:space="preserve">- </w:t>
+      </w:r>
+      <w:r>
+        <w:rPr>
+          <w:rFonts w:eastAsia="Times New Roman" w:cs="Times New Roman"/>
+          <w:szCs w:val="28"/>
+          <w:lang w:eastAsia="ru-RU"/>
+        </w:rPr>
+        <w:t>Д (решение) → 1,2</w:t>
+      </w:r>
+    </w:p>
+    <w:p>
+      <w:pPr>
+        <w:rPr>
+          <w:rFonts w:eastAsia="Times New Roman" w:cs="Times New Roman"/>
+          <w:szCs w:val="28"/>
+          <w:lang w:eastAsia="ru-RU"/>
+        </w:rPr>
+      </w:pPr>
+      <w:r>
+        <w:rPr>
+          <w:rFonts w:eastAsia="Times New Roman" w:cs="Times New Roman"/>
+          <w:szCs w:val="28"/>
+          <w:lang w:eastAsia="ru-RU"/>
+        </w:rPr>
+        <w:t xml:space="preserve">- </w:t>
+      </w:r>
+      <w:r>
+        <w:rPr>
+          <w:rFonts w:eastAsia="Times New Roman" w:cs="Times New Roman"/>
+          <w:szCs w:val="28"/>
+          <w:lang w:eastAsia="ru-RU"/>
+        </w:rPr>
+        <w:t>В (перенос руки к мыши) → 0,4</w:t>
+      </w:r>
+    </w:p>
+    <w:p>
+      <w:pPr>
+        <w:rPr>
+          <w:rFonts w:eastAsia="Times New Roman" w:cs="Times New Roman"/>
+          <w:szCs w:val="28"/>
+          <w:lang w:eastAsia="ru-RU"/>
+        </w:rPr>
+      </w:pPr>
+      <w:r>
+        <w:rPr>
+          <w:rFonts w:eastAsia="Times New Roman" w:cs="Times New Roman"/>
+          <w:szCs w:val="28"/>
+          <w:lang w:eastAsia="ru-RU"/>
+        </w:rPr>
+        <w:t xml:space="preserve">- </w:t>
+      </w:r>
+      <w:r>
+        <w:rPr>
+          <w:rFonts w:eastAsia="Times New Roman" w:cs="Times New Roman"/>
+          <w:szCs w:val="28"/>
+          <w:lang w:eastAsia="ru-RU"/>
+        </w:rPr>
+        <w:t>П (наведение на «</w:t>
+      </w:r>
+      <w:r>
+        <w:rPr>
+          <w:rFonts w:eastAsia="Times New Roman" w:cs="Times New Roman"/>
+          <w:szCs w:val="28"/>
+          <w:lang w:eastAsia="ru-RU"/>
+        </w:rPr>
+        <w:t>Список</w:t>
+      </w:r>
+      <w:r>
+        <w:rPr>
+          <w:rFonts w:eastAsia="Times New Roman" w:cs="Times New Roman"/>
+          <w:szCs w:val="28"/>
+          <w:lang w:eastAsia="ru-RU"/>
+        </w:rPr>
+        <w:t xml:space="preserve"> </w:t>
+      </w:r>
+      <w:r>
+        <w:rPr>
+          <w:rFonts w:eastAsia="Times New Roman" w:cs="Times New Roman"/>
+          <w:szCs w:val="28"/>
+          <w:lang w:eastAsia="ru-RU"/>
+        </w:rPr>
+        <w:t>материалов</w:t>
+      </w:r>
+      <w:r>
+        <w:rPr>
+          <w:rFonts w:eastAsia="Times New Roman" w:cs="Times New Roman"/>
+          <w:szCs w:val="28"/>
+          <w:lang w:eastAsia="ru-RU"/>
+        </w:rPr>
+        <w:t>») → 1,1</w:t>
+      </w:r>
+    </w:p>
+    <w:p>
+      <w:pPr>
+        <w:rPr>
+          <w:rFonts w:eastAsia="Times New Roman" w:cs="Times New Roman"/>
+          <w:szCs w:val="28"/>
+          <w:lang w:eastAsia="ru-RU"/>
+        </w:rPr>
+      </w:pPr>
+      <w:r>
+        <w:rPr>
+          <w:rFonts w:eastAsia="Times New Roman" w:cs="Times New Roman"/>
+          <w:szCs w:val="28"/>
+          <w:lang w:eastAsia="ru-RU"/>
+        </w:rPr>
+        <w:t xml:space="preserve">- </w:t>
+      </w:r>
+      <w:r>
+        <w:rPr>
+          <w:rFonts w:eastAsia="Times New Roman" w:cs="Times New Roman"/>
+          <w:szCs w:val="28"/>
+          <w:lang w:eastAsia="ru-RU"/>
+        </w:rPr>
+        <w:t>М (клик) → 0,1</w:t>
+      </w:r>
+    </w:p>
+    <w:p>
+      <w:pPr>
+        <w:rPr>
+          <w:rFonts w:eastAsia="Times New Roman" w:cs="Times New Roman"/>
+          <w:szCs w:val="28"/>
+          <w:lang w:eastAsia="ru-RU"/>
+        </w:rPr>
+      </w:pPr>
+      <w:r>
+        <w:rPr>
+          <w:rFonts w:eastAsia="Times New Roman" w:cs="Times New Roman"/>
+          <w:szCs w:val="28"/>
+          <w:lang w:eastAsia="ru-RU"/>
+        </w:rPr>
+        <w:t xml:space="preserve">- </w:t>
+      </w:r>
+      <w:r>
+        <w:rPr>
+          <w:rFonts w:eastAsia="Times New Roman" w:cs="Times New Roman"/>
+          <w:szCs w:val="28"/>
+          <w:lang w:eastAsia="ru-RU"/>
+        </w:rPr>
+        <w:t xml:space="preserve">Р (загрузка списка) → 0,5 </w:t>
+      </w:r>
+    </w:p>
+    <w:p>
+      <w:pPr>
+        <w:rPr>
+          <w:rFonts w:eastAsia="Times New Roman" w:cs="Times New Roman"/>
+          <w:szCs w:val="28"/>
+          <w:lang w:eastAsia="ru-RU"/>
+        </w:rPr>
+      </w:pPr>
+      <w:r>
+        <w:rPr>
+          <w:rFonts w:eastAsia="Times New Roman" w:cs="Times New Roman"/>
           <w:b/>
           <w:bCs/>
-        </w:rPr>
-      </w:pPr>
-      <w:r>
-        <w:rPr>
+          <w:szCs w:val="28"/>
+          <w:lang w:eastAsia="ru-RU"/>
+        </w:rPr>
+        <w:t xml:space="preserve">Итого: 3,3 </w:t>
+      </w:r>
+      <w:r>
+        <w:rPr>
+          <w:rFonts w:eastAsia="Times New Roman" w:cs="Times New Roman"/>
           <w:b/>
           <w:bCs/>
+          <w:szCs w:val="28"/>
+          <w:lang w:val="en-US" w:eastAsia="ru-RU"/>
+        </w:rPr>
+        <w:t>c</w:t>
+      </w:r>
+    </w:p>
+    <w:p>
+      <w:pPr>
+        <w:rPr>
+          <w:rFonts w:eastAsia="Times New Roman" w:cs="Times New Roman"/>
+          <w:szCs w:val="28"/>
+          <w:lang w:eastAsia="ru-RU"/>
+        </w:rPr>
+      </w:pPr>
+    </w:p>
+    <w:p>
+      <w:pPr>
+        <w:rPr>
+          <w:rFonts w:eastAsia="Times New Roman" w:cs="Times New Roman"/>
+          <w:szCs w:val="28"/>
+          <w:lang w:val="en-US" w:eastAsia="ru-RU"/>
+        </w:rPr>
+      </w:pPr>
+      <w:r>
+        <w:rPr>
+          <w:rFonts w:eastAsia="Times New Roman" w:cs="Times New Roman"/>
+          <w:szCs w:val="28"/>
+          <w:lang w:eastAsia="ru-RU"/>
+        </w:rPr>
+        <w:t>Рассчитаем оценку производительности интерфейса. В описанной работе имеется три варианта справочников, переход по ним будем считать равновероятным. В начальном прототипе имеются кнопки Обновления</w:t>
+      </w:r>
+      <w:r>
+        <w:rPr>
+          <w:rFonts w:eastAsia="Times New Roman" w:cs="Times New Roman"/>
+          <w:szCs w:val="28"/>
+          <w:lang w:eastAsia="ru-RU"/>
+        </w:rPr>
+        <w:t>/</w:t>
+      </w:r>
+      <w:r>
+        <w:rPr>
+          <w:rFonts w:eastAsia="Times New Roman" w:cs="Times New Roman"/>
+          <w:szCs w:val="28"/>
+          <w:lang w:eastAsia="ru-RU"/>
+        </w:rPr>
+        <w:t>Выбора</w:t>
+      </w:r>
+      <w:r>
+        <w:rPr>
+          <w:rFonts w:eastAsia="Times New Roman" w:cs="Times New Roman"/>
+          <w:szCs w:val="28"/>
+          <w:lang w:eastAsia="ru-RU"/>
+        </w:rPr>
+        <w:t>/</w:t>
+      </w:r>
+      <w:r>
+        <w:rPr>
+          <w:rFonts w:eastAsia="Times New Roman" w:cs="Times New Roman"/>
+          <w:szCs w:val="28"/>
+          <w:lang w:eastAsia="ru-RU"/>
+        </w:rPr>
+        <w:t xml:space="preserve">Просмотра, </w:t>
+      </w:r>
+      <w:r>
+        <w:rPr>
+          <w:rFonts w:eastAsia="Times New Roman" w:cs="Times New Roman"/>
+          <w:szCs w:val="28"/>
+          <w:lang w:eastAsia="ru-RU"/>
+        </w:rPr>
+        <w:t>Просмотра</w:t>
+      </w:r>
+      <w:r>
+        <w:rPr>
+          <w:rFonts w:eastAsia="Times New Roman" w:cs="Times New Roman"/>
+          <w:szCs w:val="28"/>
+          <w:lang w:eastAsia="ru-RU"/>
+        </w:rPr>
+        <w:t xml:space="preserve"> следующего</w:t>
+      </w:r>
+      <w:r>
+        <w:rPr>
+          <w:rFonts w:eastAsia="Times New Roman" w:cs="Times New Roman"/>
+          <w:szCs w:val="28"/>
+          <w:lang w:eastAsia="ru-RU"/>
+        </w:rPr>
+        <w:t>/</w:t>
+      </w:r>
+      <w:r>
+        <w:rPr>
+          <w:rFonts w:eastAsia="Times New Roman" w:cs="Times New Roman"/>
+          <w:szCs w:val="28"/>
+          <w:lang w:eastAsia="ru-RU"/>
+        </w:rPr>
+        <w:t>предыдущего элемента списка, Сортировки. Возьмём вероятность их использования как 40</w:t>
+      </w:r>
+      <w:r>
+        <w:rPr>
+          <w:rFonts w:eastAsia="Times New Roman" w:cs="Times New Roman"/>
+          <w:szCs w:val="28"/>
+          <w:lang w:eastAsia="ru-RU"/>
+        </w:rPr>
+        <w:t>%</w:t>
+      </w:r>
+      <w:r>
+        <w:rPr>
+          <w:rFonts w:eastAsia="Times New Roman" w:cs="Times New Roman"/>
+          <w:szCs w:val="28"/>
+          <w:lang w:eastAsia="ru-RU"/>
+        </w:rPr>
+        <w:t xml:space="preserve">, 25%, 35% соответственно. Значит вероятность использования с учётом категории возьмём как </w:t>
+      </w:r>
+      <w:r>
+        <w:rPr>
+          <w:rFonts w:eastAsia="Times New Roman" w:cs="Times New Roman"/>
+          <w:szCs w:val="28"/>
+          <w:lang w:val="en-US" w:eastAsia="ru-RU"/>
+        </w:rPr>
+        <w:t xml:space="preserve">0,4 * 0,33 = </w:t>
+      </w:r>
+      <w:r>
+        <w:rPr>
+          <w:rFonts w:eastAsia="Times New Roman" w:cs="Times New Roman"/>
+          <w:szCs w:val="28"/>
+          <w:lang w:val="en-US" w:eastAsia="ru-RU"/>
+        </w:rPr>
+        <w:t xml:space="preserve">0,132; 0,25 * 0,33 = </w:t>
+      </w:r>
+      <w:r>
+        <w:rPr>
+          <w:rFonts w:eastAsia="Times New Roman" w:cs="Times New Roman"/>
+          <w:szCs w:val="28"/>
+          <w:lang w:val="en-US" w:eastAsia="ru-RU"/>
+        </w:rPr>
+        <w:t>0,0825</w:t>
+      </w:r>
+      <w:r>
+        <w:rPr>
+          <w:rFonts w:eastAsia="Times New Roman" w:cs="Times New Roman"/>
+          <w:szCs w:val="28"/>
+          <w:lang w:val="en-US" w:eastAsia="ru-RU"/>
+        </w:rPr>
+        <w:t xml:space="preserve">; 0,35 * 0,33 = </w:t>
+      </w:r>
+      <w:r>
+        <w:rPr>
+          <w:rFonts w:eastAsia="Times New Roman" w:cs="Times New Roman"/>
+          <w:szCs w:val="28"/>
+          <w:lang w:val="en-US" w:eastAsia="ru-RU"/>
+        </w:rPr>
+        <w:t>0,1155</w:t>
+      </w:r>
+      <w:r>
+        <w:rPr>
+          <w:rFonts w:eastAsia="Times New Roman" w:cs="Times New Roman"/>
+          <w:szCs w:val="28"/>
+          <w:lang w:val="en-US" w:eastAsia="ru-RU"/>
+        </w:rPr>
+        <w:t>;</w:t>
+      </w:r>
+    </w:p>
+    <w:p>
+      <w:pPr>
+        <w:ind w:firstLine="0"/>
+        <w:rPr>
+          <w:rFonts w:cs="Times New Roman"/>
+          <w:szCs w:val="28"/>
+        </w:rPr>
+      </w:pPr>
+    </w:p>
+    <w:p>
+      <w:pPr>
+        <w:ind w:left="360" w:firstLine="348"/>
+        <w:rPr>
+          <w:rFonts w:cs="Times New Roman"/>
+          <w:szCs w:val="28"/>
+        </w:rPr>
+      </w:pPr>
+      <w:r>
+        <w:rPr>
+          <w:rFonts w:cs="Times New Roman"/>
+          <w:szCs w:val="28"/>
+        </w:rPr>
+        <w:t>Информационное содержание</w:t>
+      </w:r>
+      <w:r>
+        <w:rPr>
+          <w:rFonts w:cs="Times New Roman"/>
+          <w:szCs w:val="28"/>
+        </w:rPr>
+        <w:t>:</w:t>
+      </w:r>
+    </w:p>
+    <w:p>
+      <w:pPr>
+        <w:ind w:firstLine="0"/>
+        <w:rPr>
+          <w:rFonts w:cs="Times New Roman"/>
+          <w:i/>
+          <w:szCs w:val="28"/>
+          <w:lang w:val="en-US"/>
+        </w:rPr>
+      </w:pPr>
+      <m:oMathPara>
+        <m:oMath>
+          <m:r>
+            <w:rPr>
+              <w:rFonts w:ascii="Cambria Math" w:hAnsi="Cambria Math" w:cs="Times New Roman"/>
+              <w:szCs w:val="28"/>
+            </w:rPr>
+            <w:lastRenderedPageBreak/>
+            <m:t>3</m:t>
+          </m:r>
+          <m:r>
+            <w:rPr>
+              <w:rFonts w:ascii="Cambria Math" w:hAnsi="Cambria Math" w:cs="Times New Roman"/>
+              <w:szCs w:val="28"/>
+              <w:lang w:val="en-US"/>
+            </w:rPr>
+            <m:t xml:space="preserve">* </m:t>
+          </m:r>
+          <m:r>
+            <w:rPr>
+              <w:rFonts w:ascii="Cambria Math" w:hAnsi="Cambria Math" w:cs="Times New Roman"/>
+              <w:szCs w:val="28"/>
+            </w:rPr>
+            <m:t>0</m:t>
+          </m:r>
+          <m:r>
+            <w:rPr>
+              <w:rFonts w:ascii="Cambria Math" w:hAnsi="Cambria Math" w:cs="Times New Roman"/>
+              <w:szCs w:val="28"/>
+              <w:lang w:val="en-US"/>
+            </w:rPr>
+            <m:t>,132*</m:t>
+          </m:r>
+          <m:func>
+            <m:funcPr>
+              <m:ctrlPr>
+                <w:rPr>
+                  <w:rFonts w:ascii="Cambria Math" w:hAnsi="Cambria Math" w:cs="Times New Roman"/>
+                  <w:i/>
+                  <w:szCs w:val="28"/>
+                  <w:lang w:val="en-US"/>
+                </w:rPr>
+              </m:ctrlPr>
+            </m:funcPr>
+            <m:fName>
+              <m:r>
+                <m:rPr>
+                  <m:sty m:val="p"/>
+                </m:rPr>
+                <w:rPr>
+                  <w:rFonts w:ascii="Cambria Math" w:hAnsi="Cambria Math" w:cs="Times New Roman"/>
+                  <w:szCs w:val="28"/>
+                  <w:lang w:val="en-US"/>
+                </w:rPr>
+                <m:t>log</m:t>
+              </m:r>
+            </m:fName>
+            <m:e>
+              <m:f>
+                <m:fPr>
+                  <m:ctrlPr>
+                    <w:rPr>
+                      <w:rFonts w:ascii="Cambria Math" w:hAnsi="Cambria Math" w:cs="Times New Roman"/>
+                      <w:i/>
+                      <w:szCs w:val="28"/>
+                      <w:lang w:val="en-US"/>
+                    </w:rPr>
+                  </m:ctrlPr>
+                </m:fPr>
+                <m:num>
+                  <m:r>
+                    <w:rPr>
+                      <w:rFonts w:ascii="Cambria Math" w:hAnsi="Cambria Math" w:cs="Times New Roman"/>
+                      <w:szCs w:val="28"/>
+                      <w:lang w:val="en-US"/>
+                    </w:rPr>
+                    <m:t>1</m:t>
+                  </m:r>
+                </m:num>
+                <m:den>
+                  <m:r>
+                    <w:rPr>
+                      <w:rFonts w:ascii="Cambria Math" w:hAnsi="Cambria Math" w:cs="Times New Roman"/>
+                      <w:szCs w:val="28"/>
+                      <w:lang w:val="en-US"/>
+                    </w:rPr>
+                    <m:t>0,132</m:t>
+                  </m:r>
+                </m:den>
+              </m:f>
+            </m:e>
+          </m:func>
+          <m:r>
+            <w:rPr>
+              <w:rFonts w:ascii="Cambria Math" w:hAnsi="Cambria Math" w:cs="Times New Roman"/>
+              <w:szCs w:val="28"/>
+              <w:lang w:val="en-US"/>
+            </w:rPr>
+            <m:t>+3*0,0825*</m:t>
+          </m:r>
+          <m:func>
+            <m:funcPr>
+              <m:ctrlPr>
+                <w:rPr>
+                  <w:rFonts w:ascii="Cambria Math" w:hAnsi="Cambria Math" w:cs="Times New Roman"/>
+                  <w:i/>
+                  <w:szCs w:val="28"/>
+                  <w:lang w:val="en-US"/>
+                </w:rPr>
+              </m:ctrlPr>
+            </m:funcPr>
+            <m:fName>
+              <m:r>
+                <m:rPr>
+                  <m:sty m:val="p"/>
+                </m:rPr>
+                <w:rPr>
+                  <w:rFonts w:ascii="Cambria Math" w:hAnsi="Cambria Math" w:cs="Times New Roman"/>
+                  <w:szCs w:val="28"/>
+                  <w:lang w:val="en-US"/>
+                </w:rPr>
+                <m:t>log</m:t>
+              </m:r>
+            </m:fName>
+            <m:e>
+              <m:f>
+                <m:fPr>
+                  <m:ctrlPr>
+                    <w:rPr>
+                      <w:rFonts w:ascii="Cambria Math" w:hAnsi="Cambria Math" w:cs="Times New Roman"/>
+                      <w:i/>
+                      <w:szCs w:val="28"/>
+                      <w:lang w:val="en-US"/>
+                    </w:rPr>
+                  </m:ctrlPr>
+                </m:fPr>
+                <m:num>
+                  <m:r>
+                    <w:rPr>
+                      <w:rFonts w:ascii="Cambria Math" w:hAnsi="Cambria Math" w:cs="Times New Roman"/>
+                      <w:szCs w:val="28"/>
+                      <w:lang w:val="en-US"/>
+                    </w:rPr>
+                    <m:t>1</m:t>
+                  </m:r>
+                </m:num>
+                <m:den>
+                  <m:r>
+                    <w:rPr>
+                      <w:rFonts w:ascii="Cambria Math" w:hAnsi="Cambria Math" w:cs="Times New Roman"/>
+                      <w:szCs w:val="28"/>
+                      <w:lang w:val="en-US"/>
+                    </w:rPr>
+                    <m:t>0,0825</m:t>
+                  </m:r>
+                </m:den>
+              </m:f>
+            </m:e>
+          </m:func>
+          <m:r>
+            <w:rPr>
+              <w:rFonts w:ascii="Cambria Math" w:hAnsi="Cambria Math" w:cs="Times New Roman"/>
+              <w:szCs w:val="28"/>
+              <w:lang w:val="en-US"/>
+            </w:rPr>
+            <m:t>+3*0,1155*</m:t>
+          </m:r>
+          <m:func>
+            <m:funcPr>
+              <m:ctrlPr>
+                <w:rPr>
+                  <w:rFonts w:ascii="Cambria Math" w:hAnsi="Cambria Math" w:cs="Times New Roman"/>
+                  <w:i/>
+                  <w:szCs w:val="28"/>
+                  <w:lang w:val="en-US"/>
+                </w:rPr>
+              </m:ctrlPr>
+            </m:funcPr>
+            <m:fName>
+              <m:r>
+                <m:rPr>
+                  <m:sty m:val="p"/>
+                </m:rPr>
+                <w:rPr>
+                  <w:rFonts w:ascii="Cambria Math" w:hAnsi="Cambria Math" w:cs="Times New Roman"/>
+                  <w:szCs w:val="28"/>
+                  <w:lang w:val="en-US"/>
+                </w:rPr>
+                <m:t>log</m:t>
+              </m:r>
+            </m:fName>
+            <m:e>
+              <m:f>
+                <m:fPr>
+                  <m:ctrlPr>
+                    <w:rPr>
+                      <w:rFonts w:ascii="Cambria Math" w:hAnsi="Cambria Math" w:cs="Times New Roman"/>
+                      <w:i/>
+                      <w:szCs w:val="28"/>
+                      <w:lang w:val="en-US"/>
+                    </w:rPr>
+                  </m:ctrlPr>
+                </m:fPr>
+                <m:num>
+                  <m:r>
+                    <w:rPr>
+                      <w:rFonts w:ascii="Cambria Math" w:hAnsi="Cambria Math" w:cs="Times New Roman"/>
+                      <w:szCs w:val="28"/>
+                      <w:lang w:val="en-US"/>
+                    </w:rPr>
+                    <m:t>1</m:t>
+                  </m:r>
+                </m:num>
+                <m:den>
+                  <m:r>
+                    <w:rPr>
+                      <w:rFonts w:ascii="Cambria Math" w:hAnsi="Cambria Math" w:cs="Times New Roman"/>
+                      <w:szCs w:val="28"/>
+                      <w:lang w:val="en-US"/>
+                    </w:rPr>
+                    <m:t>0,</m:t>
+                  </m:r>
+                  <m:r>
+                    <w:rPr>
+                      <w:rFonts w:ascii="Cambria Math" w:hAnsi="Cambria Math" w:cs="Times New Roman"/>
+                      <w:szCs w:val="28"/>
+                      <w:lang w:val="en-US"/>
+                    </w:rPr>
+                    <m:t>1155</m:t>
+                  </m:r>
+                </m:den>
+              </m:f>
+            </m:e>
+          </m:func>
+          <m:r>
+            <w:rPr>
+              <w:rFonts w:ascii="Cambria Math" w:hAnsi="Cambria Math" w:cs="Times New Roman"/>
+              <w:szCs w:val="28"/>
+              <w:lang w:val="en-US"/>
+            </w:rPr>
+            <m:t xml:space="preserve">= </m:t>
+          </m:r>
+          <m:r>
+            <m:rPr>
+              <m:sty m:val="p"/>
+            </m:rPr>
+            <w:rPr>
+              <w:rFonts w:ascii="Cambria Math" w:hAnsi="Cambria Math" w:cs="Times New Roman"/>
+              <w:szCs w:val="28"/>
+            </w:rPr>
+            <m:t>1,15632</m:t>
+          </m:r>
+          <m:r>
+            <m:rPr>
+              <m:sty m:val="p"/>
+            </m:rPr>
+            <w:rPr>
+              <w:rFonts w:ascii="Cambria Math" w:hAnsi="Cambria Math" w:cs="Times New Roman"/>
+              <w:szCs w:val="28"/>
+            </w:rPr>
+            <m:t>+</m:t>
+          </m:r>
+          <m:r>
+            <m:rPr>
+              <m:sty m:val="p"/>
+            </m:rPr>
+            <w:rPr>
+              <w:rFonts w:ascii="Cambria Math" w:hAnsi="Cambria Math" w:cs="Times New Roman"/>
+              <w:szCs w:val="28"/>
+            </w:rPr>
+            <m:t>0,891</m:t>
+          </m:r>
+          <m:r>
+            <m:rPr>
+              <m:sty m:val="p"/>
+            </m:rPr>
+            <w:rPr>
+              <w:rFonts w:ascii="Cambria Math" w:hAnsi="Cambria Math" w:cs="Times New Roman"/>
+              <w:szCs w:val="28"/>
+            </w:rPr>
+            <m:t>+</m:t>
+          </m:r>
+          <m:r>
+            <m:rPr>
+              <m:sty m:val="p"/>
+            </m:rPr>
+            <w:rPr>
+              <w:rFonts w:ascii="Cambria Math" w:hAnsi="Cambria Math" w:cs="Times New Roman"/>
+              <w:szCs w:val="28"/>
+            </w:rPr>
+            <m:t>1,0</m:t>
+          </m:r>
+          <m:r>
+            <m:rPr>
+              <m:sty m:val="p"/>
+            </m:rPr>
+            <w:rPr>
+              <w:rFonts w:ascii="Cambria Math" w:hAnsi="Cambria Math" w:cs="Times New Roman"/>
+              <w:szCs w:val="28"/>
+            </w:rPr>
+            <m:t>8=</m:t>
+          </m:r>
+          <m:r>
+            <m:rPr>
+              <m:sty m:val="p"/>
+            </m:rPr>
+            <w:rPr>
+              <w:rFonts w:ascii="Cambria Math" w:hAnsi="Cambria Math" w:cs="Times New Roman"/>
+              <w:szCs w:val="28"/>
+            </w:rPr>
+            <m:t>3,12732</m:t>
+          </m:r>
+        </m:oMath>
+      </m:oMathPara>
+    </w:p>
+    <w:p>
+      <w:pPr>
+        <w:ind w:left="360" w:firstLine="0"/>
+        <w:rPr>
+          <w:rFonts w:cs="Times New Roman"/>
+          <w:szCs w:val="28"/>
+        </w:rPr>
+      </w:pPr>
+    </w:p>
+    <w:p>
+      <w:pPr>
+        <w:ind w:left="360" w:firstLine="348"/>
+        <w:rPr>
+          <w:rFonts w:cs="Times New Roman"/>
+          <w:szCs w:val="28"/>
+        </w:rPr>
+      </w:pPr>
+      <w:r>
+        <w:rPr>
+          <w:rFonts w:cs="Times New Roman"/>
+          <w:szCs w:val="28"/>
+        </w:rPr>
+        <w:t>Коэффициент Производительности</w:t>
+      </w:r>
+      <w:r>
+        <w:rPr>
+          <w:rFonts w:cs="Times New Roman"/>
+          <w:szCs w:val="28"/>
+        </w:rPr>
+        <w:t>:</w:t>
+      </w:r>
+    </w:p>
+    <w:p>
+      <w:pPr>
+        <w:ind w:firstLine="0"/>
+        <w:rPr>
+          <w:rFonts w:cs="Times New Roman"/>
+          <w:szCs w:val="28"/>
+        </w:rPr>
+      </w:pPr>
+      <m:oMathPara>
+        <m:oMath>
+          <m:r>
+            <w:rPr>
+              <w:rFonts w:ascii="Cambria Math" w:hAnsi="Cambria Math" w:cs="Times New Roman"/>
+              <w:szCs w:val="28"/>
+              <w:lang w:val="en-US"/>
+            </w:rPr>
+            <m:t>E</m:t>
+          </m:r>
+          <m:r>
+            <w:rPr>
+              <w:rFonts w:ascii="Cambria Math" w:hAnsi="Cambria Math" w:cs="Times New Roman"/>
+              <w:szCs w:val="28"/>
+            </w:rPr>
+            <m:t xml:space="preserve"> =</m:t>
+          </m:r>
+          <m:f>
+            <m:fPr>
+              <m:ctrlPr>
+                <w:rPr>
+                  <w:rFonts w:ascii="Cambria Math" w:hAnsi="Cambria Math" w:cs="Times New Roman"/>
+                  <w:i/>
+                  <w:szCs w:val="28"/>
+                </w:rPr>
+              </m:ctrlPr>
+            </m:fPr>
+            <m:num>
+              <m:r>
+                <w:rPr>
+                  <w:rFonts w:ascii="Cambria Math" w:hAnsi="Cambria Math" w:cs="Times New Roman"/>
+                  <w:szCs w:val="28"/>
+                </w:rPr>
+                <m:t>1</m:t>
+              </m:r>
+            </m:num>
+            <m:den>
+              <m:r>
+                <m:rPr>
+                  <m:sty m:val="p"/>
+                </m:rPr>
+                <w:rPr>
+                  <w:rFonts w:ascii="Cambria Math" w:hAnsi="Cambria Math" w:cs="Times New Roman"/>
+                  <w:szCs w:val="28"/>
+                </w:rPr>
+                <m:t>3,12732</m:t>
+              </m:r>
+            </m:den>
+          </m:f>
+          <m:r>
+            <w:rPr>
+              <w:rFonts w:ascii="Cambria Math" w:hAnsi="Cambria Math" w:cs="Times New Roman"/>
+              <w:szCs w:val="28"/>
+            </w:rPr>
+            <m:t xml:space="preserve"> = </m:t>
+          </m:r>
+          <m:r>
+            <w:rPr>
+              <w:rFonts w:ascii="Cambria Math" w:hAnsi="Cambria Math" w:cs="Times New Roman"/>
+              <w:szCs w:val="28"/>
+            </w:rPr>
+            <m:t>0,3197</m:t>
+          </m:r>
+        </m:oMath>
+      </m:oMathPara>
+    </w:p>
+    <w:p>
+      <w:pPr>
+        <w:ind w:firstLine="0"/>
+        <w:rPr>
+          <w:rFonts w:cs="Times New Roman"/>
+          <w:szCs w:val="28"/>
+        </w:rPr>
+      </w:pPr>
+    </w:p>
+    <w:p>
+      <w:pPr>
+        <w:rPr>
+          <w:b/>
+          <w:bCs/>
+        </w:rPr>
+      </w:pPr>
+      <w:r>
+        <w:rPr>
+          <w:b/>
+          <w:bCs/>
         </w:rPr>
         <w:t>Вывод</w:t>
       </w:r>
@@ -2408,11 +2863,15 @@
         <w:t>ены</w:t>
       </w:r>
       <w:r>
-        <w:t xml:space="preserve"> практические навыки по количественной оценке интерфейса на этапе </w:t>
-      </w:r>
-      <w:r>
-        <w:lastRenderedPageBreak/>
-        <w:t>низкоуровневого проектирования. Закреп</w:t>
+        <w:t xml:space="preserve"> практические </w:t>
+      </w:r>
+      <w:proofErr w:type="gramStart"/>
+      <w:r>
+        <w:t>навыки по количественной оценке</w:t>
+      </w:r>
+      <w:proofErr w:type="gramEnd"/>
+      <w:r>
+        <w:t xml:space="preserve"> интерфейса на этапе низкоуровневого проектирования. Закреп</w:t>
       </w:r>
       <w:r>
         <w:t>лены</w:t>
@@ -2441,7 +2900,7 @@
 </file>
 
 <file path=word/numbering.xml><?xml version="1.0" encoding="utf-8"?>
-<w:numbering xmlns:wpc="http://schemas.microsoft.com/office/word/2010/wordprocessingCanvas" xmlns:cx="http://schemas.microsoft.com/office/drawing/2014/chartex" xmlns:cx1="http://schemas.microsoft.com/office/drawing/2015/9/8/chartex" xmlns:cx2="http://schemas.microsoft.com/office/drawing/2015/10/21/chartex" xmlns:cx3="http://schemas.microsoft.com/office/drawing/2016/5/9/chartex" xmlns:cx4="http://schemas.microsoft.com/office/drawing/2016/5/10/chartex" xmlns:cx5="http://schemas.microsoft.com/office/drawing/2016/5/11/chartex" xmlns:cx6="http://schemas.microsoft.com/office/drawing/2016/5/12/chartex" xmlns:cx7="http://schemas.microsoft.com/office/drawing/2016/5/13/chartex" xmlns:cx8="http://schemas.microsoft.com/office/drawing/2016/5/14/chartex" xmlns:mc="http://schemas.openxmlformats.org/markup-compatibility/2006" xmlns:aink="http://schemas.microsoft.com/office/drawing/2016/ink" xmlns:am3d="http://schemas.microsoft.com/office/drawing/2017/model3d" xmlns:o="urn:schemas-microsoft-com:office:office" xmlns:r="http://schemas.openxmlformats.org/officeDocument/2006/relationships" xmlns:m="http://schemas.openxmlformats.org/officeDocument/2006/math" xmlns:v="urn:schemas-microsoft-com:vml" xmlns:wp14="http://schemas.microsoft.com/office/word/2010/wordprocessingDrawing" xmlns:wp="http://schemas.openxmlformats.org/drawingml/2006/wordprocessingDrawing" xmlns:w10="urn:schemas-microsoft-com:office:word" xmlns:w="http://schemas.openxmlformats.org/wordprocessingml/2006/main" xmlns:w14="http://schemas.microsoft.com/office/word/2010/wordml" xmlns:w15="http://schemas.microsoft.com/office/word/2012/wordml" xmlns:w16cex="http://schemas.microsoft.com/office/word/2018/wordml/cex" xmlns:w16cid="http://schemas.microsoft.com/office/word/2016/wordml/cid" xmlns:w16="http://schemas.microsoft.com/office/word/2018/wordml" xmlns:w16sdtdh="http://schemas.microsoft.com/office/word/2020/wordml/sdtdatahash" xmlns:w16se="http://schemas.microsoft.com/office/word/2015/wordml/symex" xmlns:wpg="http://schemas.microsoft.com/office/word/2010/wordprocessingGroup" xmlns:wpi="http://schemas.microsoft.com/office/word/2010/wordprocessingInk" xmlns:wne="http://schemas.microsoft.com/office/word/2006/wordml" xmlns:wps="http://schemas.microsoft.com/office/word/2010/wordprocessingShape" mc:Ignorable="w14 w15 w16se w16cid w16 w16cex w16sdtdh wp14">
+<w:numbering xmlns:wpc="http://schemas.microsoft.com/office/word/2010/wordprocessingCanvas" xmlns:cx="http://schemas.microsoft.com/office/drawing/2014/chartex" xmlns:cx1="http://schemas.microsoft.com/office/drawing/2015/9/8/chartex" xmlns:cx2="http://schemas.microsoft.com/office/drawing/2015/10/21/chartex" xmlns:cx3="http://schemas.microsoft.com/office/drawing/2016/5/9/chartex" xmlns:cx4="http://schemas.microsoft.com/office/drawing/2016/5/10/chartex" xmlns:cx5="http://schemas.microsoft.com/office/drawing/2016/5/11/chartex" xmlns:cx6="http://schemas.microsoft.com/office/drawing/2016/5/12/chartex" xmlns:cx7="http://schemas.microsoft.com/office/drawing/2016/5/13/chartex" xmlns:cx8="http://schemas.microsoft.com/office/drawing/2016/5/14/chartex" xmlns:mc="http://schemas.openxmlformats.org/markup-compatibility/2006" xmlns:aink="http://schemas.microsoft.com/office/drawing/2016/ink" xmlns:am3d="http://schemas.microsoft.com/office/drawing/2017/model3d" xmlns:o="urn:schemas-microsoft-com:office:office" xmlns:oel="http://schemas.microsoft.com/office/2019/extlst" xmlns:r="http://schemas.openxmlformats.org/officeDocument/2006/relationships" xmlns:m="http://schemas.openxmlformats.org/officeDocument/2006/math" xmlns:v="urn:schemas-microsoft-com:vml" xmlns:wp14="http://schemas.microsoft.com/office/word/2010/wordprocessingDrawing" xmlns:wp="http://schemas.openxmlformats.org/drawingml/2006/wordprocessingDrawing" xmlns:w10="urn:schemas-microsoft-com:office:word" xmlns:w="http://schemas.openxmlformats.org/wordprocessingml/2006/main" xmlns:w14="http://schemas.microsoft.com/office/word/2010/wordml" xmlns:w15="http://schemas.microsoft.com/office/word/2012/wordml" xmlns:w16cex="http://schemas.microsoft.com/office/word/2018/wordml/cex" xmlns:w16cid="http://schemas.microsoft.com/office/word/2016/wordml/cid" xmlns:w16="http://schemas.microsoft.com/office/word/2018/wordml" xmlns:w16du="http://schemas.microsoft.com/office/word/2023/wordml/word16du" xmlns:w16sdtdh="http://schemas.microsoft.com/office/word/2020/wordml/sdtdatahash" xmlns:w16sdtfl="http://schemas.microsoft.com/office/word/2024/wordml/sdtformatlock" xmlns:w16se="http://schemas.microsoft.com/office/word/2015/wordml/symex" xmlns:wpg="http://schemas.microsoft.com/office/word/2010/wordprocessingGroup" xmlns:wpi="http://schemas.microsoft.com/office/word/2010/wordprocessingInk" xmlns:wne="http://schemas.microsoft.com/office/word/2006/wordml" xmlns:wps="http://schemas.microsoft.com/office/word/2010/wordprocessingShape" mc:Ignorable="w14 w15 w16se w16cid w16 w16cex w16sdtdh w16sdtfl w16du wp14">
   <w:abstractNum w:abstractNumId="0" w15:restartNumberingAfterBreak="0">
     <w:nsid w:val="11947DB4"/>
     <w:multiLevelType w:val="multilevel"/>
@@ -4754,59 +5213,59 @@
       </w:rPr>
     </w:lvl>
   </w:abstractNum>
-  <w:num w:numId="1">
+  <w:num w:numId="1" w16cid:durableId="1158113231">
     <w:abstractNumId w:val="13"/>
   </w:num>
-  <w:num w:numId="2">
+  <w:num w:numId="2" w16cid:durableId="1499081558">
     <w:abstractNumId w:val="15"/>
   </w:num>
-  <w:num w:numId="3">
+  <w:num w:numId="3" w16cid:durableId="2111778796">
     <w:abstractNumId w:val="7"/>
   </w:num>
-  <w:num w:numId="4">
+  <w:num w:numId="4" w16cid:durableId="1223953295">
     <w:abstractNumId w:val="1"/>
   </w:num>
-  <w:num w:numId="5">
+  <w:num w:numId="5" w16cid:durableId="887032584">
     <w:abstractNumId w:val="12"/>
   </w:num>
-  <w:num w:numId="6">
+  <w:num w:numId="6" w16cid:durableId="1380280872">
     <w:abstractNumId w:val="3"/>
   </w:num>
-  <w:num w:numId="7">
+  <w:num w:numId="7" w16cid:durableId="1557471553">
     <w:abstractNumId w:val="8"/>
   </w:num>
-  <w:num w:numId="8">
+  <w:num w:numId="8" w16cid:durableId="1376614709">
     <w:abstractNumId w:val="11"/>
   </w:num>
-  <w:num w:numId="9">
+  <w:num w:numId="9" w16cid:durableId="871965393">
     <w:abstractNumId w:val="6"/>
   </w:num>
-  <w:num w:numId="10">
+  <w:num w:numId="10" w16cid:durableId="444151614">
     <w:abstractNumId w:val="14"/>
   </w:num>
-  <w:num w:numId="11">
+  <w:num w:numId="11" w16cid:durableId="1803425014">
     <w:abstractNumId w:val="5"/>
   </w:num>
-  <w:num w:numId="12">
+  <w:num w:numId="12" w16cid:durableId="952829119">
     <w:abstractNumId w:val="10"/>
   </w:num>
-  <w:num w:numId="13">
+  <w:num w:numId="13" w16cid:durableId="334578229">
     <w:abstractNumId w:val="9"/>
   </w:num>
-  <w:num w:numId="14">
+  <w:num w:numId="14" w16cid:durableId="58985770">
     <w:abstractNumId w:val="2"/>
   </w:num>
-  <w:num w:numId="15">
+  <w:num w:numId="15" w16cid:durableId="1472481280">
     <w:abstractNumId w:val="0"/>
   </w:num>
-  <w:num w:numId="16">
+  <w:num w:numId="16" w16cid:durableId="255871687">
     <w:abstractNumId w:val="4"/>
   </w:num>
 </w:numbering>
 </file>
 
 <file path=word/styles.xml><?xml version="1.0" encoding="utf-8"?>
-<w:styles xmlns:mc="http://schemas.openxmlformats.org/markup-compatibility/2006" xmlns:r="http://schemas.openxmlformats.org/officeDocument/2006/relationships" xmlns:w="http://schemas.openxmlformats.org/wordprocessingml/2006/main" xmlns:w14="http://schemas.microsoft.com/office/word/2010/wordml" xmlns:w15="http://schemas.microsoft.com/office/word/2012/wordml" xmlns:w16cex="http://schemas.microsoft.com/office/word/2018/wordml/cex" xmlns:w16cid="http://schemas.microsoft.com/office/word/2016/wordml/cid" xmlns:w16="http://schemas.microsoft.com/office/word/2018/wordml" xmlns:w16sdtdh="http://schemas.microsoft.com/office/word/2020/wordml/sdtdatahash" xmlns:w16se="http://schemas.microsoft.com/office/word/2015/wordml/symex" mc:Ignorable="w14 w15 w16se w16cid w16 w16cex w16sdtdh">
+<w:styles xmlns:mc="http://schemas.openxmlformats.org/markup-compatibility/2006" xmlns:r="http://schemas.openxmlformats.org/officeDocument/2006/relationships" xmlns:w="http://schemas.openxmlformats.org/wordprocessingml/2006/main" xmlns:w14="http://schemas.microsoft.com/office/word/2010/wordml" xmlns:w15="http://schemas.microsoft.com/office/word/2012/wordml" xmlns:w16cex="http://schemas.microsoft.com/office/word/2018/wordml/cex" xmlns:w16cid="http://schemas.microsoft.com/office/word/2016/wordml/cid" xmlns:w16="http://schemas.microsoft.com/office/word/2018/wordml" xmlns:w16du="http://schemas.microsoft.com/office/word/2023/wordml/word16du" xmlns:w16sdtdh="http://schemas.microsoft.com/office/word/2020/wordml/sdtdatahash" xmlns:w16sdtfl="http://schemas.microsoft.com/office/word/2024/wordml/sdtformatlock" xmlns:w16se="http://schemas.microsoft.com/office/word/2015/wordml/symex" mc:Ignorable="w14 w15 w16se w16cid w16 w16cex w16sdtdh w16sdtfl w16du">
   <w:docDefaults>
     <w:rPrDefault>
       <w:rPr>
@@ -5237,7 +5696,6 @@
   <w:style w:type="character" w:default="1" w:styleId="a0">
     <w:name w:val="Default Paragraph Font"/>
     <w:uiPriority w:val="1"/>
-    <w:semiHidden/>
     <w:unhideWhenUsed/>
   </w:style>
   <w:style w:type="table" w:default="1" w:styleId="a1">
